--- a/учеба/трпс/ТРПС_Семинары_Разин.docx
+++ b/учеба/трпс/ТРПС_Семинары_Разин.docx
@@ -1,6 +1,6 @@
 
 <file path=word/document.xml><?xml version="1.0" encoding="utf-8"?>
-<w:document xmlns:wpc="http://schemas.microsoft.com/office/word/2010/wordprocessingCanvas" xmlns:cx="http://schemas.microsoft.com/office/drawing/2014/chartex" xmlns:cx1="http://schemas.microsoft.com/office/drawing/2015/9/8/chartex" xmlns:cx2="http://schemas.microsoft.com/office/drawing/2015/10/21/chartex" xmlns:cx3="http://schemas.microsoft.com/office/drawing/2016/5/9/chartex" xmlns:cx4="http://schemas.microsoft.com/office/drawing/2016/5/10/chartex" xmlns:cx5="http://schemas.microsoft.com/office/drawing/2016/5/11/chartex" xmlns:cx6="http://schemas.microsoft.com/office/drawing/2016/5/12/chartex" xmlns:cx7="http://schemas.microsoft.com/office/drawing/2016/5/13/chartex" xmlns:cx8="http://schemas.microsoft.com/office/drawing/2016/5/14/chartex" xmlns:mc="http://schemas.openxmlformats.org/markup-compatibility/2006" xmlns:aink="http://schemas.microsoft.com/office/drawing/2016/ink" xmlns:am3d="http://schemas.microsoft.com/office/drawing/2017/model3d" xmlns:o="urn:schemas-microsoft-com:office:office" xmlns:oel="http://schemas.microsoft.com/office/2019/extlst" xmlns:r="http://schemas.openxmlformats.org/officeDocument/2006/relationships" xmlns:m="http://schemas.openxmlformats.org/officeDocument/2006/math" xmlns:v="urn:schemas-microsoft-com:vml" xmlns:wp14="http://schemas.microsoft.com/office/word/2010/wordprocessingDrawing" xmlns:wp="http://schemas.openxmlformats.org/drawingml/2006/wordprocessingDrawing" xmlns:w10="urn:schemas-microsoft-com:office:word" xmlns:w="http://schemas.openxmlformats.org/wordprocessingml/2006/main" xmlns:w14="http://schemas.microsoft.com/office/word/2010/wordml" xmlns:w15="http://schemas.microsoft.com/office/word/2012/wordml" xmlns:w16cex="http://schemas.microsoft.com/office/word/2018/wordml/cex" xmlns:w16cid="http://schemas.microsoft.com/office/word/2016/wordml/cid" xmlns:w16="http://schemas.microsoft.com/office/word/2018/wordml" xmlns:w16du="http://schemas.microsoft.com/office/word/2023/wordml/word16du" xmlns:w16sdtdh="http://schemas.microsoft.com/office/word/2020/wordml/sdtdatahash" xmlns:w16sdtfl="http://schemas.microsoft.com/office/word/2024/wordml/sdtformatlock" xmlns:w16se="http://schemas.microsoft.com/office/word/2015/wordml/symex" xmlns:wpg="http://schemas.microsoft.com/office/word/2010/wordprocessingGroup" xmlns:wpi="http://schemas.microsoft.com/office/word/2010/wordprocessingInk" xmlns:wne="http://schemas.microsoft.com/office/word/2006/wordml" xmlns:wps="http://schemas.microsoft.com/office/word/2010/wordprocessingShape" mc:Ignorable="w14 w15 w16se w16cid w16 w16cex w16sdtdh w16sdtfl w16du wp14">
+<w:document xmlns:wpc="http://schemas.microsoft.com/office/word/2010/wordprocessingCanvas" xmlns:cx="http://schemas.microsoft.com/office/drawing/2014/chartex" xmlns:mc="http://schemas.openxmlformats.org/markup-compatibility/2006" xmlns:o="urn:schemas-microsoft-com:office:office" xmlns:r="http://schemas.openxmlformats.org/officeDocument/2006/relationships" xmlns:m="http://schemas.openxmlformats.org/officeDocument/2006/math" xmlns:v="urn:schemas-microsoft-com:vml" xmlns:wp14="http://schemas.microsoft.com/office/word/2010/wordprocessingDrawing" xmlns:wp="http://schemas.openxmlformats.org/drawingml/2006/wordprocessingDrawing" xmlns:w10="urn:schemas-microsoft-com:office:word" xmlns:w="http://schemas.openxmlformats.org/wordprocessingml/2006/main" xmlns:w14="http://schemas.microsoft.com/office/word/2010/wordml" xmlns:w15="http://schemas.microsoft.com/office/word/2012/wordml" xmlns:w16se="http://schemas.microsoft.com/office/word/2015/wordml/symex" xmlns:wpg="http://schemas.microsoft.com/office/word/2010/wordprocessingGroup" xmlns:wpi="http://schemas.microsoft.com/office/word/2010/wordprocessingInk" xmlns:wne="http://schemas.microsoft.com/office/word/2006/wordml" xmlns:wps="http://schemas.microsoft.com/office/word/2010/wordprocessingShape" mc:Ignorable="w14 w15 w16se wp14">
   <w:body>
     <w:p>
       <w:pPr>
@@ -695,13 +695,13 @@
         <w:tblLook w:val="04A0" w:firstRow="1" w:lastRow="0" w:firstColumn="1" w:lastColumn="0" w:noHBand="0" w:noVBand="1"/>
       </w:tblPr>
       <w:tblGrid>
-        <w:gridCol w:w="2535"/>
-        <w:gridCol w:w="688"/>
-        <w:gridCol w:w="1235"/>
+        <w:gridCol w:w="2541"/>
+        <w:gridCol w:w="683"/>
+        <w:gridCol w:w="1233"/>
         <w:gridCol w:w="6"/>
         <w:gridCol w:w="1599"/>
-        <w:gridCol w:w="1064"/>
-        <w:gridCol w:w="2228"/>
+        <w:gridCol w:w="1061"/>
+        <w:gridCol w:w="2232"/>
       </w:tblGrid>
       <w:tr>
         <w:tc>
@@ -936,31 +936,7 @@
                 <w:szCs w:val="24"/>
                 <w:lang w:eastAsia="ru-RU"/>
               </w:rPr>
-              <w:t xml:space="preserve">Разин </w:t>
-            </w:r>
-            <w:proofErr w:type="gramStart"/>
-            <w:r>
-              <w:rPr>
-                <w:rFonts w:ascii="Times New Roman" w:eastAsia="Times New Roman" w:hAnsi="Times New Roman" w:cs="Times New Roman"/>
-                <w:b/>
-                <w:bCs/>
-                <w:sz w:val="24"/>
-                <w:szCs w:val="24"/>
-                <w:lang w:eastAsia="ru-RU"/>
-              </w:rPr>
-              <w:t>Д.Д.</w:t>
-            </w:r>
-            <w:proofErr w:type="gramEnd"/>
-            <w:r>
-              <w:rPr>
-                <w:rFonts w:ascii="Times New Roman" w:eastAsia="Times New Roman" w:hAnsi="Times New Roman" w:cs="Times New Roman"/>
-                <w:b/>
-                <w:bCs/>
-                <w:sz w:val="24"/>
-                <w:szCs w:val="24"/>
-                <w:lang w:eastAsia="ru-RU"/>
-              </w:rPr>
-              <w:t>        </w:t>
+              <w:t>Разин Д.Д.        </w:t>
             </w:r>
           </w:p>
         </w:tc>
@@ -1194,21 +1170,8 @@
                 <w:szCs w:val="24"/>
                 <w:lang w:eastAsia="ru-RU"/>
               </w:rPr>
-              <w:t xml:space="preserve">Семенов </w:t>
-            </w:r>
-            <w:proofErr w:type="gramStart"/>
-            <w:r>
-              <w:rPr>
-                <w:rFonts w:ascii="Times New Roman" w:eastAsia="Times New Roman" w:hAnsi="Times New Roman" w:cs="Times New Roman"/>
-                <w:b/>
-                <w:bCs/>
-                <w:sz w:val="24"/>
-                <w:szCs w:val="24"/>
-                <w:lang w:eastAsia="ru-RU"/>
-              </w:rPr>
-              <w:t>А.С.</w:t>
-            </w:r>
-            <w:proofErr w:type="gramEnd"/>
+              <w:t>Семенов А.С.</w:t>
+            </w:r>
           </w:p>
         </w:tc>
       </w:tr>
@@ -1496,25 +1459,14 @@
           <w:lang w:eastAsia="ru-RU"/>
         </w:rPr>
       </w:pPr>
-      <w:proofErr w:type="spellStart"/>
-      <w:r>
-        <w:rPr>
-          <w:rFonts w:ascii="Times New Roman" w:hAnsi="Times New Roman" w:cs="Times New Roman"/>
-          <w:sz w:val="28"/>
-          <w:szCs w:val="28"/>
-          <w:lang w:eastAsia="ru-RU"/>
-        </w:rPr>
-        <w:t>Промпт</w:t>
-      </w:r>
-      <w:proofErr w:type="spellEnd"/>
-      <w:r>
-        <w:rPr>
-          <w:rFonts w:ascii="Times New Roman" w:hAnsi="Times New Roman" w:cs="Times New Roman"/>
-          <w:sz w:val="28"/>
-          <w:szCs w:val="28"/>
-          <w:lang w:eastAsia="ru-RU"/>
-        </w:rPr>
-        <w:t xml:space="preserve"> 1: Ты должен быть аналитиком в сфере Технологии разработки программных средств. Надо собрать функциональные и нефункциональные требования</w:t>
+      <w:r>
+        <w:rPr>
+          <w:rFonts w:ascii="Times New Roman" w:hAnsi="Times New Roman" w:cs="Times New Roman"/>
+          <w:sz w:val="28"/>
+          <w:szCs w:val="28"/>
+          <w:lang w:eastAsia="ru-RU"/>
+        </w:rPr>
+        <w:t>Промпт 1: Ты должен быть аналитиком в сфере Технологии разработки программных средств. Надо собрать функциональные и нефункциональные требования</w:t>
       </w:r>
       <w:r>
         <w:rPr>
@@ -2019,7 +1971,27 @@
           <w:szCs w:val="28"/>
           <w:lang w:eastAsia="ru-RU"/>
         </w:rPr>
-        <w:t xml:space="preserve"> виджетов.</w:t>
+        <w:t xml:space="preserve"> </w:t>
+      </w:r>
+      <w:proofErr w:type="spellStart"/>
+      <w:r>
+        <w:rPr>
+          <w:rFonts w:ascii="Times New Roman" w:eastAsia="Times New Roman" w:hAnsi="Times New Roman" w:cs="Times New Roman"/>
+          <w:sz w:val="28"/>
+          <w:szCs w:val="28"/>
+          <w:lang w:eastAsia="ru-RU"/>
+        </w:rPr>
+        <w:t>виджетов</w:t>
+      </w:r>
+      <w:proofErr w:type="spellEnd"/>
+      <w:r>
+        <w:rPr>
+          <w:rFonts w:ascii="Times New Roman" w:eastAsia="Times New Roman" w:hAnsi="Times New Roman" w:cs="Times New Roman"/>
+          <w:sz w:val="28"/>
+          <w:szCs w:val="28"/>
+          <w:lang w:eastAsia="ru-RU"/>
+        </w:rPr>
+        <w:t>.</w:t>
       </w:r>
     </w:p>
     <w:p>
@@ -2125,7 +2097,27 @@
           <w:szCs w:val="28"/>
           <w:lang w:eastAsia="ru-RU"/>
         </w:rPr>
-        <w:t>FR-10. Уведомления при срабатывании алерта (</w:t>
+        <w:t xml:space="preserve">FR-10. Уведомления при срабатывании </w:t>
+      </w:r>
+      <w:proofErr w:type="spellStart"/>
+      <w:r>
+        <w:rPr>
+          <w:rFonts w:ascii="Times New Roman" w:eastAsia="Times New Roman" w:hAnsi="Times New Roman" w:cs="Times New Roman"/>
+          <w:sz w:val="28"/>
+          <w:szCs w:val="28"/>
+          <w:lang w:eastAsia="ru-RU"/>
+        </w:rPr>
+        <w:t>алерта</w:t>
+      </w:r>
+      <w:proofErr w:type="spellEnd"/>
+      <w:r>
+        <w:rPr>
+          <w:rFonts w:ascii="Times New Roman" w:eastAsia="Times New Roman" w:hAnsi="Times New Roman" w:cs="Times New Roman"/>
+          <w:sz w:val="28"/>
+          <w:szCs w:val="28"/>
+          <w:lang w:eastAsia="ru-RU"/>
+        </w:rPr>
+        <w:t xml:space="preserve"> (</w:t>
       </w:r>
       <w:proofErr w:type="spellStart"/>
       <w:r>
@@ -2643,25 +2635,14 @@
           <w:lang w:eastAsia="ru-RU"/>
         </w:rPr>
       </w:pPr>
-      <w:proofErr w:type="spellStart"/>
-      <w:r>
-        <w:rPr>
-          <w:rFonts w:ascii="Times New Roman" w:eastAsia="Times New Roman" w:hAnsi="Times New Roman" w:cs="Times New Roman"/>
-          <w:sz w:val="28"/>
-          <w:szCs w:val="28"/>
-          <w:lang w:eastAsia="ru-RU"/>
-        </w:rPr>
-        <w:t>Промпт</w:t>
-      </w:r>
-      <w:proofErr w:type="spellEnd"/>
-      <w:r>
-        <w:rPr>
-          <w:rFonts w:ascii="Times New Roman" w:eastAsia="Times New Roman" w:hAnsi="Times New Roman" w:cs="Times New Roman"/>
-          <w:sz w:val="28"/>
-          <w:szCs w:val="28"/>
-          <w:lang w:eastAsia="ru-RU"/>
-        </w:rPr>
-        <w:t xml:space="preserve"> 2: Построй мне DFD и ER-диаграмму для функциональн</w:t>
+      <w:r>
+        <w:rPr>
+          <w:rFonts w:ascii="Times New Roman" w:eastAsia="Times New Roman" w:hAnsi="Times New Roman" w:cs="Times New Roman"/>
+          <w:sz w:val="28"/>
+          <w:szCs w:val="28"/>
+          <w:lang w:eastAsia="ru-RU"/>
+        </w:rPr>
+        <w:t>Промпт 2: Построй мне DFD и ER-диаграмму для функциональн</w:t>
       </w:r>
       <w:r>
         <w:rPr>
@@ -3063,7 +3044,7 @@
           <w:noProof/>
           <w:sz w:val="28"/>
           <w:szCs w:val="28"/>
-          <w:lang w:eastAsia="ru-RU"/>
+          <w:lang w:val="en-US"/>
         </w:rPr>
         <w:drawing>
           <wp:inline distT="0" distB="0" distL="0" distR="0" wp14:anchorId="3B7AEE57" wp14:editId="3DD6827F">
@@ -3208,7 +3189,7 @@
           <w:noProof/>
           <w:sz w:val="28"/>
           <w:szCs w:val="28"/>
-          <w:lang w:eastAsia="ru-RU"/>
+          <w:lang w:val="en-US"/>
         </w:rPr>
         <w:lastRenderedPageBreak/>
         <w:drawing>
@@ -3316,7 +3297,7 @@
           <w:noProof/>
           <w:sz w:val="28"/>
           <w:szCs w:val="28"/>
-          <w:lang w:eastAsia="ru-RU"/>
+          <w:lang w:val="en-US"/>
         </w:rPr>
         <w:drawing>
           <wp:inline distT="0" distB="0" distL="0" distR="0" wp14:anchorId="277F87D9" wp14:editId="5D35DF11">
@@ -4135,14 +4116,25 @@
           <w:lang w:eastAsia="ru-RU"/>
         </w:rPr>
       </w:pPr>
-      <w:r>
-        <w:rPr>
-          <w:rFonts w:ascii="Times New Roman" w:eastAsia="Times New Roman" w:hAnsi="Times New Roman" w:cs="Times New Roman"/>
-          <w:sz w:val="28"/>
-          <w:szCs w:val="28"/>
-          <w:lang w:eastAsia="ru-RU"/>
-        </w:rPr>
-        <w:t xml:space="preserve">Index 1:N </w:t>
+      <w:proofErr w:type="spellStart"/>
+      <w:r>
+        <w:rPr>
+          <w:rFonts w:ascii="Times New Roman" w:eastAsia="Times New Roman" w:hAnsi="Times New Roman" w:cs="Times New Roman"/>
+          <w:sz w:val="28"/>
+          <w:szCs w:val="28"/>
+          <w:lang w:eastAsia="ru-RU"/>
+        </w:rPr>
+        <w:t>Index</w:t>
+      </w:r>
+      <w:proofErr w:type="spellEnd"/>
+      <w:r>
+        <w:rPr>
+          <w:rFonts w:ascii="Times New Roman" w:eastAsia="Times New Roman" w:hAnsi="Times New Roman" w:cs="Times New Roman"/>
+          <w:sz w:val="28"/>
+          <w:szCs w:val="28"/>
+          <w:lang w:eastAsia="ru-RU"/>
+        </w:rPr>
+        <w:t xml:space="preserve"> 1:N </w:t>
       </w:r>
       <w:proofErr w:type="spellStart"/>
       <w:r>
@@ -4218,14 +4210,25 @@
           <w:lang w:eastAsia="ru-RU"/>
         </w:rPr>
       </w:pPr>
-      <w:r>
-        <w:rPr>
-          <w:rFonts w:ascii="Times New Roman" w:eastAsia="Times New Roman" w:hAnsi="Times New Roman" w:cs="Times New Roman"/>
-          <w:sz w:val="28"/>
-          <w:szCs w:val="28"/>
-          <w:lang w:eastAsia="ru-RU"/>
-        </w:rPr>
-        <w:t xml:space="preserve">User 1:N </w:t>
+      <w:proofErr w:type="spellStart"/>
+      <w:r>
+        <w:rPr>
+          <w:rFonts w:ascii="Times New Roman" w:eastAsia="Times New Roman" w:hAnsi="Times New Roman" w:cs="Times New Roman"/>
+          <w:sz w:val="28"/>
+          <w:szCs w:val="28"/>
+          <w:lang w:eastAsia="ru-RU"/>
+        </w:rPr>
+        <w:t>User</w:t>
+      </w:r>
+      <w:proofErr w:type="spellEnd"/>
+      <w:r>
+        <w:rPr>
+          <w:rFonts w:ascii="Times New Roman" w:eastAsia="Times New Roman" w:hAnsi="Times New Roman" w:cs="Times New Roman"/>
+          <w:sz w:val="28"/>
+          <w:szCs w:val="28"/>
+          <w:lang w:eastAsia="ru-RU"/>
+        </w:rPr>
+        <w:t xml:space="preserve"> 1:N </w:t>
       </w:r>
       <w:proofErr w:type="spellStart"/>
       <w:r>
@@ -4368,14 +4371,25 @@
           <w:lang w:eastAsia="ru-RU"/>
         </w:rPr>
       </w:pPr>
-      <w:r>
-        <w:rPr>
-          <w:rFonts w:ascii="Times New Roman" w:eastAsia="Times New Roman" w:hAnsi="Times New Roman" w:cs="Times New Roman"/>
-          <w:sz w:val="28"/>
-          <w:szCs w:val="28"/>
-          <w:lang w:eastAsia="ru-RU"/>
-        </w:rPr>
-        <w:t xml:space="preserve">User 1:N </w:t>
+      <w:proofErr w:type="spellStart"/>
+      <w:r>
+        <w:rPr>
+          <w:rFonts w:ascii="Times New Roman" w:eastAsia="Times New Roman" w:hAnsi="Times New Roman" w:cs="Times New Roman"/>
+          <w:sz w:val="28"/>
+          <w:szCs w:val="28"/>
+          <w:lang w:eastAsia="ru-RU"/>
+        </w:rPr>
+        <w:t>User</w:t>
+      </w:r>
+      <w:proofErr w:type="spellEnd"/>
+      <w:r>
+        <w:rPr>
+          <w:rFonts w:ascii="Times New Roman" w:eastAsia="Times New Roman" w:hAnsi="Times New Roman" w:cs="Times New Roman"/>
+          <w:sz w:val="28"/>
+          <w:szCs w:val="28"/>
+          <w:lang w:eastAsia="ru-RU"/>
+        </w:rPr>
+        <w:t xml:space="preserve"> 1:N </w:t>
       </w:r>
       <w:proofErr w:type="spellStart"/>
       <w:r>
@@ -4419,7 +4433,7 @@
           <w:noProof/>
           <w:sz w:val="28"/>
           <w:szCs w:val="28"/>
-          <w:lang w:eastAsia="ru-RU"/>
+          <w:lang w:val="en-US"/>
         </w:rPr>
         <w:lastRenderedPageBreak/>
         <w:drawing>
@@ -4959,25 +4973,14 @@
           <w:lang w:eastAsia="ru-RU"/>
         </w:rPr>
       </w:pPr>
-      <w:proofErr w:type="spellStart"/>
-      <w:r>
-        <w:rPr>
-          <w:rFonts w:ascii="Times New Roman" w:eastAsia="Times New Roman" w:hAnsi="Times New Roman" w:cs="Times New Roman"/>
-          <w:sz w:val="28"/>
-          <w:szCs w:val="28"/>
-          <w:lang w:eastAsia="ru-RU"/>
-        </w:rPr>
-        <w:t>Промпт</w:t>
-      </w:r>
-      <w:proofErr w:type="spellEnd"/>
-      <w:r>
-        <w:rPr>
-          <w:rFonts w:ascii="Times New Roman" w:eastAsia="Times New Roman" w:hAnsi="Times New Roman" w:cs="Times New Roman"/>
-          <w:sz w:val="28"/>
-          <w:szCs w:val="28"/>
-          <w:lang w:eastAsia="ru-RU"/>
-        </w:rPr>
-        <w:t xml:space="preserve"> 1: На основе требований. Построй диаграмму вариантов использования для </w:t>
+      <w:r>
+        <w:rPr>
+          <w:rFonts w:ascii="Times New Roman" w:eastAsia="Times New Roman" w:hAnsi="Times New Roman" w:cs="Times New Roman"/>
+          <w:sz w:val="28"/>
+          <w:szCs w:val="28"/>
+          <w:lang w:eastAsia="ru-RU"/>
+        </w:rPr>
+        <w:t xml:space="preserve">Промпт 1: На основе требований. Построй диаграмму вариантов использования для </w:t>
       </w:r>
       <w:r>
         <w:rPr>
@@ -5237,8 +5240,21 @@
           <w:szCs w:val="28"/>
           <w:lang w:eastAsia="ru-RU"/>
         </w:rPr>
-        <w:t xml:space="preserve"> Case</w:t>
-      </w:r>
+        <w:t xml:space="preserve"> </w:t>
+      </w:r>
+      <w:proofErr w:type="spellStart"/>
+      <w:r>
+        <w:rPr>
+          <w:rFonts w:ascii="Times New Roman" w:eastAsia="Times New Roman" w:hAnsi="Times New Roman" w:cs="Times New Roman"/>
+          <w:b/>
+          <w:bCs/>
+          <w:sz w:val="28"/>
+          <w:szCs w:val="28"/>
+          <w:lang w:eastAsia="ru-RU"/>
+        </w:rPr>
+        <w:t>Case</w:t>
+      </w:r>
+      <w:proofErr w:type="spellEnd"/>
     </w:p>
     <w:tbl>
       <w:tblPr>
@@ -5390,8 +5406,18 @@
                 <w:sz w:val="28"/>
                 <w:szCs w:val="28"/>
               </w:rPr>
-              <w:t xml:space="preserve"> Case</w:t>
-            </w:r>
+              <w:t xml:space="preserve"> </w:t>
+            </w:r>
+            <w:proofErr w:type="spellStart"/>
+            <w:r>
+              <w:rPr>
+                <w:rFonts w:ascii="Times New Roman" w:hAnsi="Times New Roman" w:cs="Times New Roman"/>
+                <w:sz w:val="28"/>
+                <w:szCs w:val="28"/>
+              </w:rPr>
+              <w:t>Case</w:t>
+            </w:r>
+            <w:proofErr w:type="spellEnd"/>
           </w:p>
         </w:tc>
         <w:tc>
@@ -6539,8 +6565,18 @@
                 <w:sz w:val="28"/>
                 <w:szCs w:val="28"/>
               </w:rPr>
-              <w:t xml:space="preserve"> виджетов</w:t>
-            </w:r>
+              <w:t xml:space="preserve"> </w:t>
+            </w:r>
+            <w:proofErr w:type="spellStart"/>
+            <w:r>
+              <w:rPr>
+                <w:rFonts w:ascii="Times New Roman" w:hAnsi="Times New Roman" w:cs="Times New Roman"/>
+                <w:sz w:val="28"/>
+                <w:szCs w:val="28"/>
+              </w:rPr>
+              <w:t>виджетов</w:t>
+            </w:r>
+            <w:proofErr w:type="spellEnd"/>
           </w:p>
         </w:tc>
         <w:tc>
@@ -7519,8 +7555,18 @@
                 <w:sz w:val="28"/>
                 <w:szCs w:val="28"/>
               </w:rPr>
-              <w:t xml:space="preserve"> Case</w:t>
-            </w:r>
+              <w:t xml:space="preserve"> </w:t>
+            </w:r>
+            <w:proofErr w:type="spellStart"/>
+            <w:r>
+              <w:rPr>
+                <w:rFonts w:ascii="Times New Roman" w:hAnsi="Times New Roman" w:cs="Times New Roman"/>
+                <w:sz w:val="28"/>
+                <w:szCs w:val="28"/>
+              </w:rPr>
+              <w:t>Case</w:t>
+            </w:r>
+            <w:proofErr w:type="spellEnd"/>
           </w:p>
         </w:tc>
         <w:tc>
@@ -8668,8 +8714,18 @@
                 <w:sz w:val="28"/>
                 <w:szCs w:val="28"/>
               </w:rPr>
-              <w:t xml:space="preserve"> виджетов</w:t>
-            </w:r>
+              <w:t xml:space="preserve"> </w:t>
+            </w:r>
+            <w:proofErr w:type="spellStart"/>
+            <w:r>
+              <w:rPr>
+                <w:rFonts w:ascii="Times New Roman" w:hAnsi="Times New Roman" w:cs="Times New Roman"/>
+                <w:sz w:val="28"/>
+                <w:szCs w:val="28"/>
+              </w:rPr>
+              <w:t>виджетов</w:t>
+            </w:r>
+            <w:proofErr w:type="spellEnd"/>
           </w:p>
         </w:tc>
         <w:tc>
@@ -9541,7 +9597,7 @@
           <w:noProof/>
           <w:sz w:val="28"/>
           <w:szCs w:val="28"/>
-          <w:lang w:eastAsia="ru-RU"/>
+          <w:lang w:val="en-US"/>
         </w:rPr>
         <w:drawing>
           <wp:inline distT="0" distB="0" distL="0" distR="0" wp14:anchorId="534E2E27" wp14:editId="7FAC9D84">
@@ -9647,7 +9703,31 @@
           <w:szCs w:val="28"/>
           <w:lang w:eastAsia="ru-RU"/>
         </w:rPr>
-        <w:t xml:space="preserve">. Диаграмма классов (Class </w:t>
+        <w:t>. Диаграмма классов (</w:t>
+      </w:r>
+      <w:proofErr w:type="spellStart"/>
+      <w:r>
+        <w:rPr>
+          <w:rFonts w:ascii="Times New Roman" w:eastAsia="Times New Roman" w:hAnsi="Times New Roman" w:cs="Times New Roman"/>
+          <w:b/>
+          <w:bCs/>
+          <w:sz w:val="28"/>
+          <w:szCs w:val="28"/>
+          <w:lang w:eastAsia="ru-RU"/>
+        </w:rPr>
+        <w:t>Class</w:t>
+      </w:r>
+      <w:proofErr w:type="spellEnd"/>
+      <w:r>
+        <w:rPr>
+          <w:rFonts w:ascii="Times New Roman" w:eastAsia="Times New Roman" w:hAnsi="Times New Roman" w:cs="Times New Roman"/>
+          <w:b/>
+          <w:bCs/>
+          <w:sz w:val="28"/>
+          <w:szCs w:val="28"/>
+          <w:lang w:eastAsia="ru-RU"/>
+        </w:rPr>
+        <w:t xml:space="preserve"> </w:t>
       </w:r>
       <w:proofErr w:type="spellStart"/>
       <w:r>
@@ -9839,7 +9919,6 @@
               </w:rPr>
               <w:t xml:space="preserve"> </w:t>
             </w:r>
-            <w:proofErr w:type="gramStart"/>
             <w:r>
               <w:rPr>
                 <w:rFonts w:ascii="Times New Roman" w:hAnsi="Times New Roman" w:cs="Times New Roman"/>
@@ -9847,17 +9926,7 @@
                 <w:szCs w:val="28"/>
                 <w:lang w:val="en-US"/>
               </w:rPr>
-              <w:t>hash</w:t>
-            </w:r>
-            <w:proofErr w:type="gramEnd"/>
-            <w:r>
-              <w:rPr>
-                <w:rFonts w:ascii="Times New Roman" w:hAnsi="Times New Roman" w:cs="Times New Roman"/>
-                <w:sz w:val="28"/>
-                <w:szCs w:val="28"/>
-                <w:lang w:val="en-US"/>
-              </w:rPr>
-              <w:t>: str, role: str</w:t>
+              <w:t>hash: str, role: str</w:t>
             </w:r>
           </w:p>
         </w:tc>
@@ -10014,7 +10083,7 @@
                 <w:szCs w:val="28"/>
                 <w:lang w:val="en-US"/>
               </w:rPr>
-              <w:t xml:space="preserve">id: int, name: str, type: str, </w:t>
+              <w:t xml:space="preserve">id: int, name: </w:t>
             </w:r>
             <w:proofErr w:type="spellStart"/>
             <w:r>
@@ -10024,6 +10093,46 @@
                 <w:szCs w:val="28"/>
                 <w:lang w:val="en-US"/>
               </w:rPr>
+              <w:t>str</w:t>
+            </w:r>
+            <w:proofErr w:type="spellEnd"/>
+            <w:r>
+              <w:rPr>
+                <w:rFonts w:ascii="Times New Roman" w:hAnsi="Times New Roman" w:cs="Times New Roman"/>
+                <w:sz w:val="28"/>
+                <w:szCs w:val="28"/>
+                <w:lang w:val="en-US"/>
+              </w:rPr>
+              <w:t xml:space="preserve">, type: </w:t>
+            </w:r>
+            <w:proofErr w:type="spellStart"/>
+            <w:r>
+              <w:rPr>
+                <w:rFonts w:ascii="Times New Roman" w:hAnsi="Times New Roman" w:cs="Times New Roman"/>
+                <w:sz w:val="28"/>
+                <w:szCs w:val="28"/>
+                <w:lang w:val="en-US"/>
+              </w:rPr>
+              <w:t>str</w:t>
+            </w:r>
+            <w:proofErr w:type="spellEnd"/>
+            <w:r>
+              <w:rPr>
+                <w:rFonts w:ascii="Times New Roman" w:hAnsi="Times New Roman" w:cs="Times New Roman"/>
+                <w:sz w:val="28"/>
+                <w:szCs w:val="28"/>
+                <w:lang w:val="en-US"/>
+              </w:rPr>
+              <w:t xml:space="preserve">, </w:t>
+            </w:r>
+            <w:proofErr w:type="spellStart"/>
+            <w:r>
+              <w:rPr>
+                <w:rFonts w:ascii="Times New Roman" w:hAnsi="Times New Roman" w:cs="Times New Roman"/>
+                <w:sz w:val="28"/>
+                <w:szCs w:val="28"/>
+                <w:lang w:val="en-US"/>
+              </w:rPr>
               <w:t>path_or_port</w:t>
             </w:r>
             <w:proofErr w:type="spellEnd"/>
@@ -10034,7 +10143,47 @@
                 <w:szCs w:val="28"/>
                 <w:lang w:val="en-US"/>
               </w:rPr>
-              <w:t>: str, format: str, status: str</w:t>
+              <w:t xml:space="preserve">: </w:t>
+            </w:r>
+            <w:proofErr w:type="spellStart"/>
+            <w:r>
+              <w:rPr>
+                <w:rFonts w:ascii="Times New Roman" w:hAnsi="Times New Roman" w:cs="Times New Roman"/>
+                <w:sz w:val="28"/>
+                <w:szCs w:val="28"/>
+                <w:lang w:val="en-US"/>
+              </w:rPr>
+              <w:t>str</w:t>
+            </w:r>
+            <w:proofErr w:type="spellEnd"/>
+            <w:r>
+              <w:rPr>
+                <w:rFonts w:ascii="Times New Roman" w:hAnsi="Times New Roman" w:cs="Times New Roman"/>
+                <w:sz w:val="28"/>
+                <w:szCs w:val="28"/>
+                <w:lang w:val="en-US"/>
+              </w:rPr>
+              <w:t xml:space="preserve">, format: </w:t>
+            </w:r>
+            <w:proofErr w:type="spellStart"/>
+            <w:r>
+              <w:rPr>
+                <w:rFonts w:ascii="Times New Roman" w:hAnsi="Times New Roman" w:cs="Times New Roman"/>
+                <w:sz w:val="28"/>
+                <w:szCs w:val="28"/>
+                <w:lang w:val="en-US"/>
+              </w:rPr>
+              <w:t>str</w:t>
+            </w:r>
+            <w:proofErr w:type="spellEnd"/>
+            <w:r>
+              <w:rPr>
+                <w:rFonts w:ascii="Times New Roman" w:hAnsi="Times New Roman" w:cs="Times New Roman"/>
+                <w:sz w:val="28"/>
+                <w:szCs w:val="28"/>
+                <w:lang w:val="en-US"/>
+              </w:rPr>
+              <w:t>, status: str</w:t>
             </w:r>
           </w:p>
         </w:tc>
@@ -10157,7 +10306,7 @@
                 <w:szCs w:val="28"/>
                 <w:lang w:val="en-US"/>
               </w:rPr>
-              <w:t xml:space="preserve">id: int, timestamp: datetime, </w:t>
+              <w:t xml:space="preserve">id: </w:t>
             </w:r>
             <w:proofErr w:type="spellStart"/>
             <w:r>
@@ -10167,6 +10316,46 @@
                 <w:szCs w:val="28"/>
                 <w:lang w:val="en-US"/>
               </w:rPr>
+              <w:t>int</w:t>
+            </w:r>
+            <w:proofErr w:type="spellEnd"/>
+            <w:r>
+              <w:rPr>
+                <w:rFonts w:ascii="Times New Roman" w:hAnsi="Times New Roman" w:cs="Times New Roman"/>
+                <w:sz w:val="28"/>
+                <w:szCs w:val="28"/>
+                <w:lang w:val="en-US"/>
+              </w:rPr>
+              <w:t xml:space="preserve">, timestamp: </w:t>
+            </w:r>
+            <w:proofErr w:type="spellStart"/>
+            <w:r>
+              <w:rPr>
+                <w:rFonts w:ascii="Times New Roman" w:hAnsi="Times New Roman" w:cs="Times New Roman"/>
+                <w:sz w:val="28"/>
+                <w:szCs w:val="28"/>
+                <w:lang w:val="en-US"/>
+              </w:rPr>
+              <w:t>datetime</w:t>
+            </w:r>
+            <w:proofErr w:type="spellEnd"/>
+            <w:r>
+              <w:rPr>
+                <w:rFonts w:ascii="Times New Roman" w:hAnsi="Times New Roman" w:cs="Times New Roman"/>
+                <w:sz w:val="28"/>
+                <w:szCs w:val="28"/>
+                <w:lang w:val="en-US"/>
+              </w:rPr>
+              <w:t xml:space="preserve">, </w:t>
+            </w:r>
+            <w:proofErr w:type="spellStart"/>
+            <w:r>
+              <w:rPr>
+                <w:rFonts w:ascii="Times New Roman" w:hAnsi="Times New Roman" w:cs="Times New Roman"/>
+                <w:sz w:val="28"/>
+                <w:szCs w:val="28"/>
+                <w:lang w:val="en-US"/>
+              </w:rPr>
               <w:t>source_id</w:t>
             </w:r>
             <w:proofErr w:type="spellEnd"/>
@@ -10177,7 +10366,7 @@
                 <w:szCs w:val="28"/>
                 <w:lang w:val="en-US"/>
               </w:rPr>
-              <w:t xml:space="preserve">: int, </w:t>
+              <w:t xml:space="preserve">: </w:t>
             </w:r>
             <w:proofErr w:type="spellStart"/>
             <w:r>
@@ -10187,6 +10376,26 @@
                 <w:szCs w:val="28"/>
                 <w:lang w:val="en-US"/>
               </w:rPr>
+              <w:t>int</w:t>
+            </w:r>
+            <w:proofErr w:type="spellEnd"/>
+            <w:r>
+              <w:rPr>
+                <w:rFonts w:ascii="Times New Roman" w:hAnsi="Times New Roman" w:cs="Times New Roman"/>
+                <w:sz w:val="28"/>
+                <w:szCs w:val="28"/>
+                <w:lang w:val="en-US"/>
+              </w:rPr>
+              <w:t xml:space="preserve">, </w:t>
+            </w:r>
+            <w:proofErr w:type="spellStart"/>
+            <w:r>
+              <w:rPr>
+                <w:rFonts w:ascii="Times New Roman" w:hAnsi="Times New Roman" w:cs="Times New Roman"/>
+                <w:sz w:val="28"/>
+                <w:szCs w:val="28"/>
+                <w:lang w:val="en-US"/>
+              </w:rPr>
               <w:t>index_id</w:t>
             </w:r>
             <w:proofErr w:type="spellEnd"/>
@@ -10197,7 +10406,67 @@
                 <w:szCs w:val="28"/>
                 <w:lang w:val="en-US"/>
               </w:rPr>
-              <w:t xml:space="preserve">: int, level: str, message: str, </w:t>
+              <w:t xml:space="preserve">: </w:t>
+            </w:r>
+            <w:proofErr w:type="spellStart"/>
+            <w:r>
+              <w:rPr>
+                <w:rFonts w:ascii="Times New Roman" w:hAnsi="Times New Roman" w:cs="Times New Roman"/>
+                <w:sz w:val="28"/>
+                <w:szCs w:val="28"/>
+                <w:lang w:val="en-US"/>
+              </w:rPr>
+              <w:t>int</w:t>
+            </w:r>
+            <w:proofErr w:type="spellEnd"/>
+            <w:r>
+              <w:rPr>
+                <w:rFonts w:ascii="Times New Roman" w:hAnsi="Times New Roman" w:cs="Times New Roman"/>
+                <w:sz w:val="28"/>
+                <w:szCs w:val="28"/>
+                <w:lang w:val="en-US"/>
+              </w:rPr>
+              <w:t xml:space="preserve">, level: </w:t>
+            </w:r>
+            <w:proofErr w:type="spellStart"/>
+            <w:r>
+              <w:rPr>
+                <w:rFonts w:ascii="Times New Roman" w:hAnsi="Times New Roman" w:cs="Times New Roman"/>
+                <w:sz w:val="28"/>
+                <w:szCs w:val="28"/>
+                <w:lang w:val="en-US"/>
+              </w:rPr>
+              <w:t>str</w:t>
+            </w:r>
+            <w:proofErr w:type="spellEnd"/>
+            <w:r>
+              <w:rPr>
+                <w:rFonts w:ascii="Times New Roman" w:hAnsi="Times New Roman" w:cs="Times New Roman"/>
+                <w:sz w:val="28"/>
+                <w:szCs w:val="28"/>
+                <w:lang w:val="en-US"/>
+              </w:rPr>
+              <w:t xml:space="preserve">, message: </w:t>
+            </w:r>
+            <w:proofErr w:type="spellStart"/>
+            <w:r>
+              <w:rPr>
+                <w:rFonts w:ascii="Times New Roman" w:hAnsi="Times New Roman" w:cs="Times New Roman"/>
+                <w:sz w:val="28"/>
+                <w:szCs w:val="28"/>
+                <w:lang w:val="en-US"/>
+              </w:rPr>
+              <w:t>str</w:t>
+            </w:r>
+            <w:proofErr w:type="spellEnd"/>
+            <w:r>
+              <w:rPr>
+                <w:rFonts w:ascii="Times New Roman" w:hAnsi="Times New Roman" w:cs="Times New Roman"/>
+                <w:sz w:val="28"/>
+                <w:szCs w:val="28"/>
+                <w:lang w:val="en-US"/>
+              </w:rPr>
+              <w:t xml:space="preserve">, </w:t>
             </w:r>
             <w:proofErr w:type="spellStart"/>
             <w:r>
@@ -10331,7 +10600,7 @@
                 <w:szCs w:val="28"/>
                 <w:lang w:val="en-US"/>
               </w:rPr>
-              <w:t xml:space="preserve">id: int, name: str, </w:t>
+              <w:t xml:space="preserve">id: </w:t>
             </w:r>
             <w:proofErr w:type="spellStart"/>
             <w:r>
@@ -10341,6 +10610,46 @@
                 <w:szCs w:val="28"/>
                 <w:lang w:val="en-US"/>
               </w:rPr>
+              <w:t>int</w:t>
+            </w:r>
+            <w:proofErr w:type="spellEnd"/>
+            <w:r>
+              <w:rPr>
+                <w:rFonts w:ascii="Times New Roman" w:hAnsi="Times New Roman" w:cs="Times New Roman"/>
+                <w:sz w:val="28"/>
+                <w:szCs w:val="28"/>
+                <w:lang w:val="en-US"/>
+              </w:rPr>
+              <w:t xml:space="preserve">, name: </w:t>
+            </w:r>
+            <w:proofErr w:type="spellStart"/>
+            <w:r>
+              <w:rPr>
+                <w:rFonts w:ascii="Times New Roman" w:hAnsi="Times New Roman" w:cs="Times New Roman"/>
+                <w:sz w:val="28"/>
+                <w:szCs w:val="28"/>
+                <w:lang w:val="en-US"/>
+              </w:rPr>
+              <w:t>str</w:t>
+            </w:r>
+            <w:proofErr w:type="spellEnd"/>
+            <w:r>
+              <w:rPr>
+                <w:rFonts w:ascii="Times New Roman" w:hAnsi="Times New Roman" w:cs="Times New Roman"/>
+                <w:sz w:val="28"/>
+                <w:szCs w:val="28"/>
+                <w:lang w:val="en-US"/>
+              </w:rPr>
+              <w:t xml:space="preserve">, </w:t>
+            </w:r>
+            <w:proofErr w:type="spellStart"/>
+            <w:r>
+              <w:rPr>
+                <w:rFonts w:ascii="Times New Roman" w:hAnsi="Times New Roman" w:cs="Times New Roman"/>
+                <w:sz w:val="28"/>
+                <w:szCs w:val="28"/>
+                <w:lang w:val="en-US"/>
+              </w:rPr>
               <w:t>retention_days</w:t>
             </w:r>
             <w:proofErr w:type="spellEnd"/>
@@ -10351,7 +10660,7 @@
                 <w:szCs w:val="28"/>
                 <w:lang w:val="en-US"/>
               </w:rPr>
-              <w:t xml:space="preserve">: int, </w:t>
+              <w:t xml:space="preserve">: </w:t>
             </w:r>
             <w:proofErr w:type="spellStart"/>
             <w:r>
@@ -10361,6 +10670,26 @@
                 <w:szCs w:val="28"/>
                 <w:lang w:val="en-US"/>
               </w:rPr>
+              <w:t>int</w:t>
+            </w:r>
+            <w:proofErr w:type="spellEnd"/>
+            <w:r>
+              <w:rPr>
+                <w:rFonts w:ascii="Times New Roman" w:hAnsi="Times New Roman" w:cs="Times New Roman"/>
+                <w:sz w:val="28"/>
+                <w:szCs w:val="28"/>
+                <w:lang w:val="en-US"/>
+              </w:rPr>
+              <w:t xml:space="preserve">, </w:t>
+            </w:r>
+            <w:proofErr w:type="spellStart"/>
+            <w:r>
+              <w:rPr>
+                <w:rFonts w:ascii="Times New Roman" w:hAnsi="Times New Roman" w:cs="Times New Roman"/>
+                <w:sz w:val="28"/>
+                <w:szCs w:val="28"/>
+                <w:lang w:val="en-US"/>
+              </w:rPr>
               <w:t>size_mb</w:t>
             </w:r>
             <w:proofErr w:type="spellEnd"/>
@@ -10371,8 +10700,19 @@
                 <w:szCs w:val="28"/>
                 <w:lang w:val="en-US"/>
               </w:rPr>
-              <w:t>: int</w:t>
-            </w:r>
+              <w:t xml:space="preserve">: </w:t>
+            </w:r>
+            <w:proofErr w:type="spellStart"/>
+            <w:r>
+              <w:rPr>
+                <w:rFonts w:ascii="Times New Roman" w:hAnsi="Times New Roman" w:cs="Times New Roman"/>
+                <w:sz w:val="28"/>
+                <w:szCs w:val="28"/>
+                <w:lang w:val="en-US"/>
+              </w:rPr>
+              <w:t>int</w:t>
+            </w:r>
+            <w:proofErr w:type="spellEnd"/>
           </w:p>
         </w:tc>
         <w:tc>
@@ -10476,7 +10816,7 @@
                 <w:szCs w:val="28"/>
                 <w:lang w:val="en-US"/>
               </w:rPr>
-              <w:t xml:space="preserve">id: int, name: str, description: str, </w:t>
+              <w:t xml:space="preserve">id: int, name: </w:t>
             </w:r>
             <w:proofErr w:type="spellStart"/>
             <w:r>
@@ -10486,6 +10826,46 @@
                 <w:szCs w:val="28"/>
                 <w:lang w:val="en-US"/>
               </w:rPr>
+              <w:t>str</w:t>
+            </w:r>
+            <w:proofErr w:type="spellEnd"/>
+            <w:r>
+              <w:rPr>
+                <w:rFonts w:ascii="Times New Roman" w:hAnsi="Times New Roman" w:cs="Times New Roman"/>
+                <w:sz w:val="28"/>
+                <w:szCs w:val="28"/>
+                <w:lang w:val="en-US"/>
+              </w:rPr>
+              <w:t xml:space="preserve">, description: </w:t>
+            </w:r>
+            <w:proofErr w:type="spellStart"/>
+            <w:r>
+              <w:rPr>
+                <w:rFonts w:ascii="Times New Roman" w:hAnsi="Times New Roman" w:cs="Times New Roman"/>
+                <w:sz w:val="28"/>
+                <w:szCs w:val="28"/>
+                <w:lang w:val="en-US"/>
+              </w:rPr>
+              <w:t>str</w:t>
+            </w:r>
+            <w:proofErr w:type="spellEnd"/>
+            <w:r>
+              <w:rPr>
+                <w:rFonts w:ascii="Times New Roman" w:hAnsi="Times New Roman" w:cs="Times New Roman"/>
+                <w:sz w:val="28"/>
+                <w:szCs w:val="28"/>
+                <w:lang w:val="en-US"/>
+              </w:rPr>
+              <w:t xml:space="preserve">, </w:t>
+            </w:r>
+            <w:proofErr w:type="spellStart"/>
+            <w:r>
+              <w:rPr>
+                <w:rFonts w:ascii="Times New Roman" w:hAnsi="Times New Roman" w:cs="Times New Roman"/>
+                <w:sz w:val="28"/>
+                <w:szCs w:val="28"/>
+                <w:lang w:val="en-US"/>
+              </w:rPr>
               <w:t>owner_id</w:t>
             </w:r>
             <w:proofErr w:type="spellEnd"/>
@@ -10496,8 +10876,19 @@
                 <w:szCs w:val="28"/>
                 <w:lang w:val="en-US"/>
               </w:rPr>
-              <w:t>: int</w:t>
-            </w:r>
+              <w:t xml:space="preserve">: </w:t>
+            </w:r>
+            <w:proofErr w:type="spellStart"/>
+            <w:r>
+              <w:rPr>
+                <w:rFonts w:ascii="Times New Roman" w:hAnsi="Times New Roman" w:cs="Times New Roman"/>
+                <w:sz w:val="28"/>
+                <w:szCs w:val="28"/>
+                <w:lang w:val="en-US"/>
+              </w:rPr>
+              <w:t>int</w:t>
+            </w:r>
+            <w:proofErr w:type="spellEnd"/>
           </w:p>
         </w:tc>
         <w:tc>
@@ -10618,7 +11009,7 @@
                 <w:szCs w:val="28"/>
                 <w:lang w:val="en-US"/>
               </w:rPr>
-              <w:t xml:space="preserve">id: int, </w:t>
+              <w:t xml:space="preserve">id: </w:t>
             </w:r>
             <w:proofErr w:type="spellStart"/>
             <w:r>
@@ -10628,6 +11019,26 @@
                 <w:szCs w:val="28"/>
                 <w:lang w:val="en-US"/>
               </w:rPr>
+              <w:t>int</w:t>
+            </w:r>
+            <w:proofErr w:type="spellEnd"/>
+            <w:r>
+              <w:rPr>
+                <w:rFonts w:ascii="Times New Roman" w:hAnsi="Times New Roman" w:cs="Times New Roman"/>
+                <w:sz w:val="28"/>
+                <w:szCs w:val="28"/>
+                <w:lang w:val="en-US"/>
+              </w:rPr>
+              <w:t xml:space="preserve">, </w:t>
+            </w:r>
+            <w:proofErr w:type="spellStart"/>
+            <w:r>
+              <w:rPr>
+                <w:rFonts w:ascii="Times New Roman" w:hAnsi="Times New Roman" w:cs="Times New Roman"/>
+                <w:sz w:val="28"/>
+                <w:szCs w:val="28"/>
+                <w:lang w:val="en-US"/>
+              </w:rPr>
               <w:t>dashboard_id</w:t>
             </w:r>
             <w:proofErr w:type="spellEnd"/>
@@ -10638,7 +11049,67 @@
                 <w:szCs w:val="28"/>
                 <w:lang w:val="en-US"/>
               </w:rPr>
-              <w:t xml:space="preserve">: int, type: str, query: str, </w:t>
+              <w:t xml:space="preserve">: </w:t>
+            </w:r>
+            <w:proofErr w:type="spellStart"/>
+            <w:r>
+              <w:rPr>
+                <w:rFonts w:ascii="Times New Roman" w:hAnsi="Times New Roman" w:cs="Times New Roman"/>
+                <w:sz w:val="28"/>
+                <w:szCs w:val="28"/>
+                <w:lang w:val="en-US"/>
+              </w:rPr>
+              <w:t>int</w:t>
+            </w:r>
+            <w:proofErr w:type="spellEnd"/>
+            <w:r>
+              <w:rPr>
+                <w:rFonts w:ascii="Times New Roman" w:hAnsi="Times New Roman" w:cs="Times New Roman"/>
+                <w:sz w:val="28"/>
+                <w:szCs w:val="28"/>
+                <w:lang w:val="en-US"/>
+              </w:rPr>
+              <w:t xml:space="preserve">, type: </w:t>
+            </w:r>
+            <w:proofErr w:type="spellStart"/>
+            <w:r>
+              <w:rPr>
+                <w:rFonts w:ascii="Times New Roman" w:hAnsi="Times New Roman" w:cs="Times New Roman"/>
+                <w:sz w:val="28"/>
+                <w:szCs w:val="28"/>
+                <w:lang w:val="en-US"/>
+              </w:rPr>
+              <w:t>str</w:t>
+            </w:r>
+            <w:proofErr w:type="spellEnd"/>
+            <w:r>
+              <w:rPr>
+                <w:rFonts w:ascii="Times New Roman" w:hAnsi="Times New Roman" w:cs="Times New Roman"/>
+                <w:sz w:val="28"/>
+                <w:szCs w:val="28"/>
+                <w:lang w:val="en-US"/>
+              </w:rPr>
+              <w:t xml:space="preserve">, query: </w:t>
+            </w:r>
+            <w:proofErr w:type="spellStart"/>
+            <w:r>
+              <w:rPr>
+                <w:rFonts w:ascii="Times New Roman" w:hAnsi="Times New Roman" w:cs="Times New Roman"/>
+                <w:sz w:val="28"/>
+                <w:szCs w:val="28"/>
+                <w:lang w:val="en-US"/>
+              </w:rPr>
+              <w:t>str</w:t>
+            </w:r>
+            <w:proofErr w:type="spellEnd"/>
+            <w:r>
+              <w:rPr>
+                <w:rFonts w:ascii="Times New Roman" w:hAnsi="Times New Roman" w:cs="Times New Roman"/>
+                <w:sz w:val="28"/>
+                <w:szCs w:val="28"/>
+                <w:lang w:val="en-US"/>
+              </w:rPr>
+              <w:t xml:space="preserve">, </w:t>
             </w:r>
             <w:proofErr w:type="spellStart"/>
             <w:r>
@@ -10879,7 +11350,7 @@
                 <w:szCs w:val="28"/>
                 <w:lang w:val="en-US"/>
               </w:rPr>
-              <w:t xml:space="preserve">id: int, </w:t>
+              <w:t xml:space="preserve">id: </w:t>
             </w:r>
             <w:proofErr w:type="spellStart"/>
             <w:r>
@@ -10889,6 +11360,26 @@
                 <w:szCs w:val="28"/>
                 <w:lang w:val="en-US"/>
               </w:rPr>
+              <w:t>int</w:t>
+            </w:r>
+            <w:proofErr w:type="spellEnd"/>
+            <w:r>
+              <w:rPr>
+                <w:rFonts w:ascii="Times New Roman" w:hAnsi="Times New Roman" w:cs="Times New Roman"/>
+                <w:sz w:val="28"/>
+                <w:szCs w:val="28"/>
+                <w:lang w:val="en-US"/>
+              </w:rPr>
+              <w:t xml:space="preserve">, </w:t>
+            </w:r>
+            <w:proofErr w:type="spellStart"/>
+            <w:r>
+              <w:rPr>
+                <w:rFonts w:ascii="Times New Roman" w:hAnsi="Times New Roman" w:cs="Times New Roman"/>
+                <w:sz w:val="28"/>
+                <w:szCs w:val="28"/>
+                <w:lang w:val="en-US"/>
+              </w:rPr>
               <w:t>rule_id</w:t>
             </w:r>
             <w:proofErr w:type="spellEnd"/>
@@ -10899,7 +11390,7 @@
                 <w:szCs w:val="28"/>
                 <w:lang w:val="en-US"/>
               </w:rPr>
-              <w:t xml:space="preserve">: int, timestamp: datetime, status: str, </w:t>
+              <w:t xml:space="preserve">: </w:t>
             </w:r>
             <w:proofErr w:type="spellStart"/>
             <w:r>
@@ -10909,6 +11400,66 @@
                 <w:szCs w:val="28"/>
                 <w:lang w:val="en-US"/>
               </w:rPr>
+              <w:t>int</w:t>
+            </w:r>
+            <w:proofErr w:type="spellEnd"/>
+            <w:r>
+              <w:rPr>
+                <w:rFonts w:ascii="Times New Roman" w:hAnsi="Times New Roman" w:cs="Times New Roman"/>
+                <w:sz w:val="28"/>
+                <w:szCs w:val="28"/>
+                <w:lang w:val="en-US"/>
+              </w:rPr>
+              <w:t xml:space="preserve">, timestamp: </w:t>
+            </w:r>
+            <w:proofErr w:type="spellStart"/>
+            <w:r>
+              <w:rPr>
+                <w:rFonts w:ascii="Times New Roman" w:hAnsi="Times New Roman" w:cs="Times New Roman"/>
+                <w:sz w:val="28"/>
+                <w:szCs w:val="28"/>
+                <w:lang w:val="en-US"/>
+              </w:rPr>
+              <w:t>datetime</w:t>
+            </w:r>
+            <w:proofErr w:type="spellEnd"/>
+            <w:r>
+              <w:rPr>
+                <w:rFonts w:ascii="Times New Roman" w:hAnsi="Times New Roman" w:cs="Times New Roman"/>
+                <w:sz w:val="28"/>
+                <w:szCs w:val="28"/>
+                <w:lang w:val="en-US"/>
+              </w:rPr>
+              <w:t xml:space="preserve">, status: </w:t>
+            </w:r>
+            <w:proofErr w:type="spellStart"/>
+            <w:r>
+              <w:rPr>
+                <w:rFonts w:ascii="Times New Roman" w:hAnsi="Times New Roman" w:cs="Times New Roman"/>
+                <w:sz w:val="28"/>
+                <w:szCs w:val="28"/>
+                <w:lang w:val="en-US"/>
+              </w:rPr>
+              <w:t>str</w:t>
+            </w:r>
+            <w:proofErr w:type="spellEnd"/>
+            <w:r>
+              <w:rPr>
+                <w:rFonts w:ascii="Times New Roman" w:hAnsi="Times New Roman" w:cs="Times New Roman"/>
+                <w:sz w:val="28"/>
+                <w:szCs w:val="28"/>
+                <w:lang w:val="en-US"/>
+              </w:rPr>
+              <w:t xml:space="preserve">, </w:t>
+            </w:r>
+            <w:proofErr w:type="spellStart"/>
+            <w:r>
+              <w:rPr>
+                <w:rFonts w:ascii="Times New Roman" w:hAnsi="Times New Roman" w:cs="Times New Roman"/>
+                <w:sz w:val="28"/>
+                <w:szCs w:val="28"/>
+                <w:lang w:val="en-US"/>
+              </w:rPr>
               <w:t>log_entry_id</w:t>
             </w:r>
             <w:proofErr w:type="spellEnd"/>
@@ -10919,8 +11470,19 @@
                 <w:szCs w:val="28"/>
                 <w:lang w:val="en-US"/>
               </w:rPr>
-              <w:t>: int</w:t>
-            </w:r>
+              <w:t xml:space="preserve">: </w:t>
+            </w:r>
+            <w:proofErr w:type="spellStart"/>
+            <w:r>
+              <w:rPr>
+                <w:rFonts w:ascii="Times New Roman" w:hAnsi="Times New Roman" w:cs="Times New Roman"/>
+                <w:sz w:val="28"/>
+                <w:szCs w:val="28"/>
+                <w:lang w:val="en-US"/>
+              </w:rPr>
+              <w:t>int</w:t>
+            </w:r>
+            <w:proofErr w:type="spellEnd"/>
           </w:p>
         </w:tc>
         <w:tc>
@@ -11024,7 +11586,7 @@
                 <w:szCs w:val="28"/>
                 <w:lang w:val="en-US"/>
               </w:rPr>
-              <w:t xml:space="preserve">id: int, </w:t>
+              <w:t xml:space="preserve">id: </w:t>
             </w:r>
             <w:proofErr w:type="spellStart"/>
             <w:r>
@@ -11034,6 +11596,26 @@
                 <w:szCs w:val="28"/>
                 <w:lang w:val="en-US"/>
               </w:rPr>
+              <w:t>int</w:t>
+            </w:r>
+            <w:proofErr w:type="spellEnd"/>
+            <w:r>
+              <w:rPr>
+                <w:rFonts w:ascii="Times New Roman" w:hAnsi="Times New Roman" w:cs="Times New Roman"/>
+                <w:sz w:val="28"/>
+                <w:szCs w:val="28"/>
+                <w:lang w:val="en-US"/>
+              </w:rPr>
+              <w:t xml:space="preserve">, </w:t>
+            </w:r>
+            <w:proofErr w:type="spellStart"/>
+            <w:r>
+              <w:rPr>
+                <w:rFonts w:ascii="Times New Roman" w:hAnsi="Times New Roman" w:cs="Times New Roman"/>
+                <w:sz w:val="28"/>
+                <w:szCs w:val="28"/>
+                <w:lang w:val="en-US"/>
+              </w:rPr>
               <w:t>user_id</w:t>
             </w:r>
             <w:proofErr w:type="spellEnd"/>
@@ -11044,7 +11626,67 @@
                 <w:szCs w:val="28"/>
                 <w:lang w:val="en-US"/>
               </w:rPr>
-              <w:t xml:space="preserve">: int, name: str, query: str, </w:t>
+              <w:t xml:space="preserve">: </w:t>
+            </w:r>
+            <w:proofErr w:type="spellStart"/>
+            <w:r>
+              <w:rPr>
+                <w:rFonts w:ascii="Times New Roman" w:hAnsi="Times New Roman" w:cs="Times New Roman"/>
+                <w:sz w:val="28"/>
+                <w:szCs w:val="28"/>
+                <w:lang w:val="en-US"/>
+              </w:rPr>
+              <w:t>int</w:t>
+            </w:r>
+            <w:proofErr w:type="spellEnd"/>
+            <w:r>
+              <w:rPr>
+                <w:rFonts w:ascii="Times New Roman" w:hAnsi="Times New Roman" w:cs="Times New Roman"/>
+                <w:sz w:val="28"/>
+                <w:szCs w:val="28"/>
+                <w:lang w:val="en-US"/>
+              </w:rPr>
+              <w:t xml:space="preserve">, name: </w:t>
+            </w:r>
+            <w:proofErr w:type="spellStart"/>
+            <w:r>
+              <w:rPr>
+                <w:rFonts w:ascii="Times New Roman" w:hAnsi="Times New Roman" w:cs="Times New Roman"/>
+                <w:sz w:val="28"/>
+                <w:szCs w:val="28"/>
+                <w:lang w:val="en-US"/>
+              </w:rPr>
+              <w:t>str</w:t>
+            </w:r>
+            <w:proofErr w:type="spellEnd"/>
+            <w:r>
+              <w:rPr>
+                <w:rFonts w:ascii="Times New Roman" w:hAnsi="Times New Roman" w:cs="Times New Roman"/>
+                <w:sz w:val="28"/>
+                <w:szCs w:val="28"/>
+                <w:lang w:val="en-US"/>
+              </w:rPr>
+              <w:t xml:space="preserve">, query: </w:t>
+            </w:r>
+            <w:proofErr w:type="spellStart"/>
+            <w:r>
+              <w:rPr>
+                <w:rFonts w:ascii="Times New Roman" w:hAnsi="Times New Roman" w:cs="Times New Roman"/>
+                <w:sz w:val="28"/>
+                <w:szCs w:val="28"/>
+                <w:lang w:val="en-US"/>
+              </w:rPr>
+              <w:t>str</w:t>
+            </w:r>
+            <w:proofErr w:type="spellEnd"/>
+            <w:r>
+              <w:rPr>
+                <w:rFonts w:ascii="Times New Roman" w:hAnsi="Times New Roman" w:cs="Times New Roman"/>
+                <w:sz w:val="28"/>
+                <w:szCs w:val="28"/>
+                <w:lang w:val="en-US"/>
+              </w:rPr>
+              <w:t xml:space="preserve">, </w:t>
             </w:r>
             <w:proofErr w:type="spellStart"/>
             <w:r>
@@ -11678,7 +12320,7 @@
           <w:noProof/>
           <w:sz w:val="28"/>
           <w:szCs w:val="28"/>
-          <w:lang w:eastAsia="ru-RU"/>
+          <w:lang w:val="en-US"/>
         </w:rPr>
         <w:drawing>
           <wp:inline distT="0" distB="0" distL="0" distR="0" wp14:anchorId="5A81706F" wp14:editId="1DD34B91">
@@ -11821,25 +12463,14 @@
           <w:lang w:eastAsia="ru-RU"/>
         </w:rPr>
       </w:pPr>
-      <w:proofErr w:type="spellStart"/>
-      <w:r>
-        <w:rPr>
-          <w:rFonts w:ascii="Times New Roman" w:eastAsia="Times New Roman" w:hAnsi="Times New Roman" w:cs="Times New Roman"/>
-          <w:sz w:val="28"/>
-          <w:szCs w:val="28"/>
-          <w:lang w:eastAsia="ru-RU"/>
-        </w:rPr>
-        <w:t>Промпт</w:t>
-      </w:r>
-      <w:proofErr w:type="spellEnd"/>
-      <w:r>
-        <w:rPr>
-          <w:rFonts w:ascii="Times New Roman" w:eastAsia="Times New Roman" w:hAnsi="Times New Roman" w:cs="Times New Roman"/>
-          <w:sz w:val="28"/>
-          <w:szCs w:val="28"/>
-          <w:lang w:eastAsia="ru-RU"/>
-        </w:rPr>
-        <w:t xml:space="preserve"> 2: На основе диаграммы «сущность–связь» и вариантов использования, что ты описал выше. Построй диаграмму классов для </w:t>
+      <w:r>
+        <w:rPr>
+          <w:rFonts w:ascii="Times New Roman" w:eastAsia="Times New Roman" w:hAnsi="Times New Roman" w:cs="Times New Roman"/>
+          <w:sz w:val="28"/>
+          <w:szCs w:val="28"/>
+          <w:lang w:eastAsia="ru-RU"/>
+        </w:rPr>
+        <w:t xml:space="preserve">Промпт 2: На основе диаграммы «сущность–связь» и вариантов использования, что ты описал выше. Построй диаграмму классов для </w:t>
       </w:r>
       <w:r>
         <w:rPr>
@@ -12288,7 +12919,27 @@
           <w:szCs w:val="28"/>
           <w:lang w:eastAsia="ru-RU"/>
         </w:rPr>
-        <w:t xml:space="preserve"> обращается к Index для поиска.</w:t>
+        <w:t xml:space="preserve"> обращается к </w:t>
+      </w:r>
+      <w:proofErr w:type="spellStart"/>
+      <w:r>
+        <w:rPr>
+          <w:rFonts w:ascii="Times New Roman" w:eastAsia="Times New Roman" w:hAnsi="Times New Roman" w:cs="Times New Roman"/>
+          <w:sz w:val="28"/>
+          <w:szCs w:val="28"/>
+          <w:lang w:eastAsia="ru-RU"/>
+        </w:rPr>
+        <w:t>Index</w:t>
+      </w:r>
+      <w:proofErr w:type="spellEnd"/>
+      <w:r>
+        <w:rPr>
+          <w:rFonts w:ascii="Times New Roman" w:eastAsia="Times New Roman" w:hAnsi="Times New Roman" w:cs="Times New Roman"/>
+          <w:sz w:val="28"/>
+          <w:szCs w:val="28"/>
+          <w:lang w:eastAsia="ru-RU"/>
+        </w:rPr>
+        <w:t xml:space="preserve"> для поиска.</w:t>
       </w:r>
     </w:p>
     <w:p>
@@ -12307,14 +12958,25 @@
           <w:lang w:eastAsia="ru-RU"/>
         </w:rPr>
       </w:pPr>
-      <w:r>
-        <w:rPr>
-          <w:rFonts w:ascii="Times New Roman" w:eastAsia="Times New Roman" w:hAnsi="Times New Roman" w:cs="Times New Roman"/>
-          <w:sz w:val="28"/>
-          <w:szCs w:val="28"/>
-          <w:lang w:eastAsia="ru-RU"/>
-        </w:rPr>
-        <w:t xml:space="preserve">Index возвращает список </w:t>
+      <w:proofErr w:type="spellStart"/>
+      <w:r>
+        <w:rPr>
+          <w:rFonts w:ascii="Times New Roman" w:eastAsia="Times New Roman" w:hAnsi="Times New Roman" w:cs="Times New Roman"/>
+          <w:sz w:val="28"/>
+          <w:szCs w:val="28"/>
+          <w:lang w:eastAsia="ru-RU"/>
+        </w:rPr>
+        <w:t>Index</w:t>
+      </w:r>
+      <w:proofErr w:type="spellEnd"/>
+      <w:r>
+        <w:rPr>
+          <w:rFonts w:ascii="Times New Roman" w:eastAsia="Times New Roman" w:hAnsi="Times New Roman" w:cs="Times New Roman"/>
+          <w:sz w:val="28"/>
+          <w:szCs w:val="28"/>
+          <w:lang w:eastAsia="ru-RU"/>
+        </w:rPr>
+        <w:t xml:space="preserve"> возвращает список </w:t>
       </w:r>
       <w:proofErr w:type="spellStart"/>
       <w:r>
@@ -12371,7 +13033,47 @@
           <w:szCs w:val="28"/>
           <w:lang w:eastAsia="ru-RU"/>
         </w:rPr>
-        <w:t xml:space="preserve"> запрашивает у Storage сами логи по </w:t>
+        <w:t xml:space="preserve"> запрашивает у </w:t>
+      </w:r>
+      <w:proofErr w:type="spellStart"/>
+      <w:r>
+        <w:rPr>
+          <w:rFonts w:ascii="Times New Roman" w:eastAsia="Times New Roman" w:hAnsi="Times New Roman" w:cs="Times New Roman"/>
+          <w:sz w:val="28"/>
+          <w:szCs w:val="28"/>
+          <w:lang w:eastAsia="ru-RU"/>
+        </w:rPr>
+        <w:t>Storage</w:t>
+      </w:r>
+      <w:proofErr w:type="spellEnd"/>
+      <w:r>
+        <w:rPr>
+          <w:rFonts w:ascii="Times New Roman" w:eastAsia="Times New Roman" w:hAnsi="Times New Roman" w:cs="Times New Roman"/>
+          <w:sz w:val="28"/>
+          <w:szCs w:val="28"/>
+          <w:lang w:eastAsia="ru-RU"/>
+        </w:rPr>
+        <w:t xml:space="preserve"> сами </w:t>
+      </w:r>
+      <w:proofErr w:type="spellStart"/>
+      <w:r>
+        <w:rPr>
+          <w:rFonts w:ascii="Times New Roman" w:eastAsia="Times New Roman" w:hAnsi="Times New Roman" w:cs="Times New Roman"/>
+          <w:sz w:val="28"/>
+          <w:szCs w:val="28"/>
+          <w:lang w:eastAsia="ru-RU"/>
+        </w:rPr>
+        <w:t>логи</w:t>
+      </w:r>
+      <w:proofErr w:type="spellEnd"/>
+      <w:r>
+        <w:rPr>
+          <w:rFonts w:ascii="Times New Roman" w:eastAsia="Times New Roman" w:hAnsi="Times New Roman" w:cs="Times New Roman"/>
+          <w:sz w:val="28"/>
+          <w:szCs w:val="28"/>
+          <w:lang w:eastAsia="ru-RU"/>
+        </w:rPr>
+        <w:t xml:space="preserve"> по </w:t>
       </w:r>
       <w:proofErr w:type="spellStart"/>
       <w:r>
@@ -12410,14 +13112,25 @@
           <w:lang w:eastAsia="ru-RU"/>
         </w:rPr>
       </w:pPr>
-      <w:r>
-        <w:rPr>
-          <w:rFonts w:ascii="Times New Roman" w:eastAsia="Times New Roman" w:hAnsi="Times New Roman" w:cs="Times New Roman"/>
-          <w:sz w:val="28"/>
-          <w:szCs w:val="28"/>
-          <w:lang w:eastAsia="ru-RU"/>
-        </w:rPr>
-        <w:t xml:space="preserve">Storage возвращает </w:t>
+      <w:proofErr w:type="spellStart"/>
+      <w:r>
+        <w:rPr>
+          <w:rFonts w:ascii="Times New Roman" w:eastAsia="Times New Roman" w:hAnsi="Times New Roman" w:cs="Times New Roman"/>
+          <w:sz w:val="28"/>
+          <w:szCs w:val="28"/>
+          <w:lang w:eastAsia="ru-RU"/>
+        </w:rPr>
+        <w:t>Storage</w:t>
+      </w:r>
+      <w:proofErr w:type="spellEnd"/>
+      <w:r>
+        <w:rPr>
+          <w:rFonts w:ascii="Times New Roman" w:eastAsia="Times New Roman" w:hAnsi="Times New Roman" w:cs="Times New Roman"/>
+          <w:sz w:val="28"/>
+          <w:szCs w:val="28"/>
+          <w:lang w:eastAsia="ru-RU"/>
+        </w:rPr>
+        <w:t xml:space="preserve"> возвращает </w:t>
       </w:r>
       <w:proofErr w:type="spellStart"/>
       <w:r>
@@ -12627,6 +13340,8 @@
         </w:rPr>
         <w:t xml:space="preserve"> возвращает JSON в UI.</w:t>
       </w:r>
+      <w:bookmarkStart w:id="0" w:name="_GoBack"/>
+      <w:bookmarkEnd w:id="0"/>
     </w:p>
     <w:p>
       <w:pPr>
@@ -12671,7 +13386,82 @@
           <w:noProof/>
           <w:sz w:val="28"/>
           <w:szCs w:val="28"/>
-          <w:lang w:eastAsia="ru-RU"/>
+          <w:lang w:val="en-US"/>
+        </w:rPr>
+        <mc:AlternateContent>
+          <mc:Choice Requires="wps">
+            <w:drawing>
+              <wp:anchor distT="0" distB="0" distL="114300" distR="114300" simplePos="0" relativeHeight="251659264" behindDoc="0" locked="0" layoutInCell="1" allowOverlap="1" wp14:anchorId="1C032805" wp14:editId="51A405C2">
+                <wp:simplePos x="0" y="0"/>
+                <wp:positionH relativeFrom="column">
+                  <wp:posOffset>-48895</wp:posOffset>
+                </wp:positionH>
+                <wp:positionV relativeFrom="paragraph">
+                  <wp:posOffset>2092960</wp:posOffset>
+                </wp:positionV>
+                <wp:extent cx="508000" cy="274320"/>
+                <wp:effectExtent l="0" t="0" r="25400" b="11430"/>
+                <wp:wrapNone/>
+                <wp:docPr id="1" name="Прямоугольник 1"/>
+                <wp:cNvGraphicFramePr/>
+                <a:graphic xmlns:a="http://schemas.openxmlformats.org/drawingml/2006/main">
+                  <a:graphicData uri="http://schemas.microsoft.com/office/word/2010/wordprocessingShape">
+                    <wps:wsp>
+                      <wps:cNvSpPr/>
+                      <wps:spPr>
+                        <a:xfrm>
+                          <a:off x="0" y="0"/>
+                          <a:ext cx="508000" cy="274320"/>
+                        </a:xfrm>
+                        <a:prstGeom prst="rect">
+                          <a:avLst/>
+                        </a:prstGeom>
+                        <a:ln>
+                          <a:solidFill>
+                            <a:schemeClr val="bg1"/>
+                          </a:solidFill>
+                        </a:ln>
+                      </wps:spPr>
+                      <wps:style>
+                        <a:lnRef idx="2">
+                          <a:schemeClr val="accent6"/>
+                        </a:lnRef>
+                        <a:fillRef idx="1">
+                          <a:schemeClr val="lt1"/>
+                        </a:fillRef>
+                        <a:effectRef idx="0">
+                          <a:schemeClr val="accent6"/>
+                        </a:effectRef>
+                        <a:fontRef idx="minor">
+                          <a:schemeClr val="dk1"/>
+                        </a:fontRef>
+                      </wps:style>
+                      <wps:bodyPr rot="0" spcFirstLastPara="0" vertOverflow="overflow" horzOverflow="overflow" vert="horz" wrap="square" lIns="91440" tIns="45720" rIns="91440" bIns="45720" numCol="1" spcCol="0" rtlCol="0" fromWordArt="0" anchor="ctr" anchorCtr="0" forceAA="0" compatLnSpc="1">
+                        <a:prstTxWarp prst="textNoShape">
+                          <a:avLst/>
+                        </a:prstTxWarp>
+                        <a:noAutofit/>
+                      </wps:bodyPr>
+                    </wps:wsp>
+                  </a:graphicData>
+                </a:graphic>
+              </wp:anchor>
+            </w:drawing>
+          </mc:Choice>
+          <mc:Fallback>
+            <w:pict>
+              <v:rect w14:anchorId="5CC22BFE" id="Прямоугольник 1" o:spid="_x0000_s1026" style="position:absolute;margin-left:-3.85pt;margin-top:164.8pt;width:40pt;height:21.6pt;z-index:251659264;visibility:visible;mso-wrap-style:square;mso-wrap-distance-left:9pt;mso-wrap-distance-top:0;mso-wrap-distance-right:9pt;mso-wrap-distance-bottom:0;mso-position-horizontal:absolute;mso-position-horizontal-relative:text;mso-position-vertical:absolute;mso-position-vertical-relative:text;v-text-anchor:middle" o:gfxdata="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" fillcolor="white [3201]" strokecolor="white [3212]" strokeweight="1pt"/>
+            </w:pict>
+          </mc:Fallback>
+        </mc:AlternateContent>
+      </w:r>
+      <w:r>
+        <w:rPr>
+          <w:rFonts w:ascii="Times New Roman" w:eastAsia="Times New Roman" w:hAnsi="Times New Roman" w:cs="Times New Roman"/>
+          <w:noProof/>
+          <w:sz w:val="28"/>
+          <w:szCs w:val="28"/>
+          <w:lang w:val="en-US"/>
         </w:rPr>
         <w:drawing>
           <wp:inline distT="0" distB="0" distL="0" distR="0" wp14:anchorId="4E019779" wp14:editId="4E5FD030">
@@ -12869,7 +13659,27 @@
           <w:szCs w:val="28"/>
           <w:lang w:val="en-US" w:eastAsia="ru-RU"/>
         </w:rPr>
-        <w:t>, Notifier.</w:t>
+        <w:t xml:space="preserve">, </w:t>
+      </w:r>
+      <w:proofErr w:type="spellStart"/>
+      <w:r>
+        <w:rPr>
+          <w:rFonts w:ascii="Times New Roman" w:eastAsia="Times New Roman" w:hAnsi="Times New Roman" w:cs="Times New Roman"/>
+          <w:sz w:val="28"/>
+          <w:szCs w:val="28"/>
+          <w:lang w:val="en-US" w:eastAsia="ru-RU"/>
+        </w:rPr>
+        <w:t>Notifier</w:t>
+      </w:r>
+      <w:proofErr w:type="spellEnd"/>
+      <w:r>
+        <w:rPr>
+          <w:rFonts w:ascii="Times New Roman" w:eastAsia="Times New Roman" w:hAnsi="Times New Roman" w:cs="Times New Roman"/>
+          <w:sz w:val="28"/>
+          <w:szCs w:val="28"/>
+          <w:lang w:val="en-US" w:eastAsia="ru-RU"/>
+        </w:rPr>
+        <w:t>.</w:t>
       </w:r>
     </w:p>
     <w:p>
@@ -13257,7 +14067,27 @@
           <w:szCs w:val="28"/>
           <w:lang w:val="en-US" w:eastAsia="ru-RU"/>
         </w:rPr>
-        <w:t xml:space="preserve"> Notifier.</w:t>
+        <w:t xml:space="preserve"> </w:t>
+      </w:r>
+      <w:proofErr w:type="spellStart"/>
+      <w:r>
+        <w:rPr>
+          <w:rFonts w:ascii="Times New Roman" w:eastAsia="Times New Roman" w:hAnsi="Times New Roman" w:cs="Times New Roman"/>
+          <w:sz w:val="28"/>
+          <w:szCs w:val="28"/>
+          <w:lang w:val="en-US" w:eastAsia="ru-RU"/>
+        </w:rPr>
+        <w:t>Notifier</w:t>
+      </w:r>
+      <w:proofErr w:type="spellEnd"/>
+      <w:r>
+        <w:rPr>
+          <w:rFonts w:ascii="Times New Roman" w:eastAsia="Times New Roman" w:hAnsi="Times New Roman" w:cs="Times New Roman"/>
+          <w:sz w:val="28"/>
+          <w:szCs w:val="28"/>
+          <w:lang w:val="en-US" w:eastAsia="ru-RU"/>
+        </w:rPr>
+        <w:t>.</w:t>
       </w:r>
     </w:p>
     <w:p>
@@ -13339,7 +14169,7 @@
           <w:noProof/>
           <w:sz w:val="28"/>
           <w:szCs w:val="28"/>
-          <w:lang w:eastAsia="ru-RU"/>
+          <w:lang w:val="en-US"/>
         </w:rPr>
         <w:drawing>
           <wp:inline distT="0" distB="0" distL="0" distR="0" wp14:anchorId="4290C2BB" wp14:editId="5B043740">
@@ -13496,7 +14326,25 @@
           <w:sz w:val="28"/>
           <w:szCs w:val="28"/>
         </w:rPr>
-        <w:t xml:space="preserve"> Case, UML, REST API, CI/CD, тестирование и мониторинг</w:t>
+        <w:t xml:space="preserve"> </w:t>
+      </w:r>
+      <w:proofErr w:type="spellStart"/>
+      <w:r>
+        <w:rPr>
+          <w:rFonts w:ascii="Times New Roman" w:hAnsi="Times New Roman" w:cs="Times New Roman"/>
+          <w:sz w:val="28"/>
+          <w:szCs w:val="28"/>
+        </w:rPr>
+        <w:t>Case</w:t>
+      </w:r>
+      <w:proofErr w:type="spellEnd"/>
+      <w:r>
+        <w:rPr>
+          <w:rFonts w:ascii="Times New Roman" w:hAnsi="Times New Roman" w:cs="Times New Roman"/>
+          <w:sz w:val="28"/>
+          <w:szCs w:val="28"/>
+        </w:rPr>
+        <w:t>, UML, REST API, CI/CD, тестирование и мониторинг</w:t>
       </w:r>
     </w:p>
     <w:tbl>
@@ -15374,7 +16222,6 @@
           <w:szCs w:val="28"/>
         </w:rPr>
       </w:pPr>
-      <w:proofErr w:type="spellStart"/>
       <w:r>
         <w:rPr>
           <w:rFonts w:ascii="Times New Roman" w:hAnsi="Times New Roman" w:cs="Times New Roman"/>
@@ -15383,20 +16230,8 @@
           <w:szCs w:val="28"/>
           <w:highlight w:val="yellow"/>
         </w:rPr>
-        <w:t>Промпт</w:t>
-      </w:r>
-      <w:proofErr w:type="spellEnd"/>
-      <w:r>
-        <w:rPr>
-          <w:rFonts w:ascii="Times New Roman" w:hAnsi="Times New Roman" w:cs="Times New Roman"/>
-          <w:b/>
-          <w:sz w:val="28"/>
-          <w:szCs w:val="28"/>
-          <w:highlight w:val="yellow"/>
-        </w:rPr>
-        <w:t xml:space="preserve"> для выполнения задания. </w:t>
-      </w:r>
-      <w:proofErr w:type="gramStart"/>
+        <w:t xml:space="preserve">Промпт для выполнения задания. </w:t>
+      </w:r>
       <w:r>
         <w:rPr>
           <w:rFonts w:ascii="Times New Roman" w:hAnsi="Times New Roman" w:cs="Times New Roman"/>
@@ -15421,16 +16256,7 @@
           <w:sz w:val="28"/>
           <w:szCs w:val="28"/>
         </w:rPr>
-        <w:t>-разработчик</w:t>
-      </w:r>
-      <w:proofErr w:type="gramEnd"/>
-      <w:r>
-        <w:rPr>
-          <w:rFonts w:ascii="Times New Roman" w:hAnsi="Times New Roman" w:cs="Times New Roman"/>
-          <w:sz w:val="28"/>
-          <w:szCs w:val="28"/>
-        </w:rPr>
-        <w:t xml:space="preserve"> и инженер по развёртыванию. На основе требований к ИВЛ определи REST API, покажи пример реализации на </w:t>
+        <w:t xml:space="preserve">-разработчик и инженер по развёртыванию. На основе требований к ИВЛ определи REST API, покажи пример реализации на </w:t>
       </w:r>
       <w:proofErr w:type="spellStart"/>
       <w:r>
@@ -16876,7 +17702,6 @@
         <w:t xml:space="preserve">class </w:t>
       </w:r>
       <w:proofErr w:type="spellStart"/>
-      <w:proofErr w:type="gramStart"/>
       <w:r>
         <w:rPr>
           <w:rFonts w:ascii="Times New Roman" w:eastAsia="Consolas" w:hAnsi="Times New Roman" w:cs="Times New Roman"/>
@@ -16893,7 +17718,6 @@
         <w:t>(</w:t>
       </w:r>
       <w:proofErr w:type="spellStart"/>
-      <w:proofErr w:type="gramEnd"/>
       <w:r>
         <w:rPr>
           <w:rFonts w:ascii="Times New Roman" w:eastAsia="Consolas" w:hAnsi="Times New Roman" w:cs="Times New Roman"/>
@@ -16924,7 +17748,23 @@
           <w:rFonts w:ascii="Times New Roman" w:eastAsia="Consolas" w:hAnsi="Times New Roman" w:cs="Times New Roman"/>
           <w:lang w:val="en-US"/>
         </w:rPr>
-        <w:t xml:space="preserve">    name: str = </w:t>
+        <w:t xml:space="preserve">    name: </w:t>
+      </w:r>
+      <w:proofErr w:type="spellStart"/>
+      <w:r>
+        <w:rPr>
+          <w:rFonts w:ascii="Times New Roman" w:eastAsia="Consolas" w:hAnsi="Times New Roman" w:cs="Times New Roman"/>
+          <w:lang w:val="en-US"/>
+        </w:rPr>
+        <w:t>str</w:t>
+      </w:r>
+      <w:proofErr w:type="spellEnd"/>
+      <w:r>
+        <w:rPr>
+          <w:rFonts w:ascii="Times New Roman" w:eastAsia="Consolas" w:hAnsi="Times New Roman" w:cs="Times New Roman"/>
+          <w:lang w:val="en-US"/>
+        </w:rPr>
+        <w:t xml:space="preserve"> = </w:t>
       </w:r>
       <w:proofErr w:type="gramStart"/>
       <w:r>
@@ -16999,7 +17839,23 @@
           <w:rFonts w:ascii="Times New Roman" w:eastAsia="Consolas" w:hAnsi="Times New Roman" w:cs="Times New Roman"/>
           <w:lang w:val="en-US"/>
         </w:rPr>
-        <w:t xml:space="preserve">    format: str = "</w:t>
+        <w:t xml:space="preserve">    format: </w:t>
+      </w:r>
+      <w:proofErr w:type="spellStart"/>
+      <w:r>
+        <w:rPr>
+          <w:rFonts w:ascii="Times New Roman" w:eastAsia="Consolas" w:hAnsi="Times New Roman" w:cs="Times New Roman"/>
+          <w:lang w:val="en-US"/>
+        </w:rPr>
+        <w:t>str</w:t>
+      </w:r>
+      <w:proofErr w:type="spellEnd"/>
+      <w:r>
+        <w:rPr>
+          <w:rFonts w:ascii="Times New Roman" w:eastAsia="Consolas" w:hAnsi="Times New Roman" w:cs="Times New Roman"/>
+          <w:lang w:val="en-US"/>
+        </w:rPr>
+        <w:t xml:space="preserve"> = "</w:t>
       </w:r>
       <w:proofErr w:type="spellStart"/>
       <w:r>
@@ -17160,33 +18016,8 @@
           <w:rFonts w:ascii="Times New Roman" w:eastAsia="Consolas" w:hAnsi="Times New Roman" w:cs="Times New Roman"/>
           <w:lang w:val="en-US"/>
         </w:rPr>
-        <w:t xml:space="preserve">    </w:t>
-      </w:r>
-      <w:proofErr w:type="gramStart"/>
-      <w:r>
-        <w:rPr>
-          <w:rFonts w:ascii="Times New Roman" w:eastAsia="Consolas" w:hAnsi="Times New Roman" w:cs="Times New Roman"/>
-          <w:lang w:val="en-US"/>
-        </w:rPr>
-        <w:t>return {"</w:t>
-      </w:r>
-      <w:proofErr w:type="gramEnd"/>
-      <w:r>
-        <w:rPr>
-          <w:rFonts w:ascii="Times New Roman" w:eastAsia="Consolas" w:hAnsi="Times New Roman" w:cs="Times New Roman"/>
-          <w:lang w:val="en-US"/>
-        </w:rPr>
-        <w:t>status": "</w:t>
-      </w:r>
-      <w:proofErr w:type="gramStart"/>
-      <w:r>
-        <w:rPr>
-          <w:rFonts w:ascii="Times New Roman" w:eastAsia="Consolas" w:hAnsi="Times New Roman" w:cs="Times New Roman"/>
-          <w:lang w:val="en-US"/>
-        </w:rPr>
-        <w:t>ok"}</w:t>
-      </w:r>
-      <w:proofErr w:type="gramEnd"/>
+        <w:t xml:space="preserve">    return {"status": "ok"}</w:t>
+      </w:r>
     </w:p>
     <w:p>
       <w:pPr>
@@ -17231,12 +18062,21 @@
           <w:lang w:val="en-US"/>
         </w:rPr>
       </w:pPr>
-      <w:r>
-        <w:rPr>
-          <w:rFonts w:ascii="Times New Roman" w:eastAsia="Consolas" w:hAnsi="Times New Roman" w:cs="Times New Roman"/>
-          <w:lang w:val="en-US"/>
-        </w:rPr>
-        <w:t xml:space="preserve">def </w:t>
+      <w:proofErr w:type="spellStart"/>
+      <w:r>
+        <w:rPr>
+          <w:rFonts w:ascii="Times New Roman" w:eastAsia="Consolas" w:hAnsi="Times New Roman" w:cs="Times New Roman"/>
+          <w:lang w:val="en-US"/>
+        </w:rPr>
+        <w:t>def</w:t>
+      </w:r>
+      <w:proofErr w:type="spellEnd"/>
+      <w:r>
+        <w:rPr>
+          <w:rFonts w:ascii="Times New Roman" w:eastAsia="Consolas" w:hAnsi="Times New Roman" w:cs="Times New Roman"/>
+          <w:lang w:val="en-US"/>
+        </w:rPr>
+        <w:t xml:space="preserve"> </w:t>
       </w:r>
       <w:proofErr w:type="spellStart"/>
       <w:r>
@@ -17339,13 +18179,22 @@
         </w:rPr>
         <w:t>@</w:t>
       </w:r>
+      <w:proofErr w:type="spellStart"/>
       <w:proofErr w:type="gramStart"/>
       <w:r>
         <w:rPr>
           <w:rFonts w:ascii="Times New Roman" w:eastAsia="Consolas" w:hAnsi="Times New Roman" w:cs="Times New Roman"/>
           <w:lang w:val="en-US"/>
         </w:rPr>
-        <w:t>app.post(</w:t>
+        <w:t>app.post</w:t>
+      </w:r>
+      <w:proofErr w:type="spellEnd"/>
+      <w:r>
+        <w:rPr>
+          <w:rFonts w:ascii="Times New Roman" w:eastAsia="Consolas" w:hAnsi="Times New Roman" w:cs="Times New Roman"/>
+          <w:lang w:val="en-US"/>
+        </w:rPr>
+        <w:t>(</w:t>
       </w:r>
       <w:proofErr w:type="gramEnd"/>
       <w:r>
@@ -17381,12 +18230,21 @@
           <w:lang w:val="en-US"/>
         </w:rPr>
       </w:pPr>
-      <w:r>
-        <w:rPr>
-          <w:rFonts w:ascii="Times New Roman" w:eastAsia="Consolas" w:hAnsi="Times New Roman" w:cs="Times New Roman"/>
-          <w:lang w:val="en-US"/>
-        </w:rPr>
-        <w:t xml:space="preserve">def </w:t>
+      <w:proofErr w:type="spellStart"/>
+      <w:r>
+        <w:rPr>
+          <w:rFonts w:ascii="Times New Roman" w:eastAsia="Consolas" w:hAnsi="Times New Roman" w:cs="Times New Roman"/>
+          <w:lang w:val="en-US"/>
+        </w:rPr>
+        <w:t>def</w:t>
+      </w:r>
+      <w:proofErr w:type="spellEnd"/>
+      <w:r>
+        <w:rPr>
+          <w:rFonts w:ascii="Times New Roman" w:eastAsia="Consolas" w:hAnsi="Times New Roman" w:cs="Times New Roman"/>
+          <w:lang w:val="en-US"/>
+        </w:rPr>
+        <w:t xml:space="preserve"> </w:t>
       </w:r>
       <w:proofErr w:type="spellStart"/>
       <w:r>
@@ -17477,15 +18335,32 @@
           <w:rFonts w:ascii="Times New Roman" w:eastAsia="Consolas" w:hAnsi="Times New Roman" w:cs="Times New Roman"/>
           <w:lang w:val="en-US"/>
         </w:rPr>
-        <w:t xml:space="preserve">    item </w:t>
-      </w:r>
+        <w:t xml:space="preserve">    item = {"id": </w:t>
+      </w:r>
+      <w:proofErr w:type="spellStart"/>
+      <w:r>
+        <w:rPr>
+          <w:rFonts w:ascii="Times New Roman" w:eastAsia="Consolas" w:hAnsi="Times New Roman" w:cs="Times New Roman"/>
+          <w:lang w:val="en-US"/>
+        </w:rPr>
+        <w:t>next_id</w:t>
+      </w:r>
+      <w:proofErr w:type="spellEnd"/>
+      <w:r>
+        <w:rPr>
+          <w:rFonts w:ascii="Times New Roman" w:eastAsia="Consolas" w:hAnsi="Times New Roman" w:cs="Times New Roman"/>
+          <w:lang w:val="en-US"/>
+        </w:rPr>
+        <w:t>, **</w:t>
+      </w:r>
+      <w:proofErr w:type="spellStart"/>
       <w:proofErr w:type="gramStart"/>
       <w:r>
         <w:rPr>
           <w:rFonts w:ascii="Times New Roman" w:eastAsia="Consolas" w:hAnsi="Times New Roman" w:cs="Times New Roman"/>
           <w:lang w:val="en-US"/>
         </w:rPr>
-        <w:t>= {"</w:t>
+        <w:t>payload.model</w:t>
       </w:r>
       <w:proofErr w:type="gramEnd"/>
       <w:r>
@@ -17493,74 +18368,16 @@
           <w:rFonts w:ascii="Times New Roman" w:eastAsia="Consolas" w:hAnsi="Times New Roman" w:cs="Times New Roman"/>
           <w:lang w:val="en-US"/>
         </w:rPr>
-        <w:t xml:space="preserve">id": </w:t>
-      </w:r>
-      <w:proofErr w:type="spellStart"/>
-      <w:r>
-        <w:rPr>
-          <w:rFonts w:ascii="Times New Roman" w:eastAsia="Consolas" w:hAnsi="Times New Roman" w:cs="Times New Roman"/>
-          <w:lang w:val="en-US"/>
-        </w:rPr>
-        <w:t>next_id</w:t>
-      </w:r>
-      <w:proofErr w:type="spellEnd"/>
-      <w:r>
-        <w:rPr>
-          <w:rFonts w:ascii="Times New Roman" w:eastAsia="Consolas" w:hAnsi="Times New Roman" w:cs="Times New Roman"/>
-          <w:lang w:val="en-US"/>
-        </w:rPr>
-        <w:t>, **</w:t>
-      </w:r>
-      <w:proofErr w:type="spellStart"/>
-      <w:proofErr w:type="gramStart"/>
-      <w:r>
-        <w:rPr>
-          <w:rFonts w:ascii="Times New Roman" w:eastAsia="Consolas" w:hAnsi="Times New Roman" w:cs="Times New Roman"/>
-          <w:lang w:val="en-US"/>
-        </w:rPr>
-        <w:t>payload.model</w:t>
-      </w:r>
-      <w:proofErr w:type="gramEnd"/>
-      <w:r>
-        <w:rPr>
-          <w:rFonts w:ascii="Times New Roman" w:eastAsia="Consolas" w:hAnsi="Times New Roman" w:cs="Times New Roman"/>
-          <w:lang w:val="en-US"/>
-        </w:rPr>
-        <w:t>_</w:t>
-      </w:r>
-      <w:proofErr w:type="gramStart"/>
-      <w:r>
-        <w:rPr>
-          <w:rFonts w:ascii="Times New Roman" w:eastAsia="Consolas" w:hAnsi="Times New Roman" w:cs="Times New Roman"/>
-          <w:lang w:val="en-US"/>
-        </w:rPr>
-        <w:t>dump</w:t>
-      </w:r>
-      <w:proofErr w:type="spellEnd"/>
-      <w:r>
-        <w:rPr>
-          <w:rFonts w:ascii="Times New Roman" w:eastAsia="Consolas" w:hAnsi="Times New Roman" w:cs="Times New Roman"/>
-          <w:lang w:val="en-US"/>
-        </w:rPr>
-        <w:t>(</w:t>
-      </w:r>
-      <w:proofErr w:type="gramEnd"/>
-      <w:r>
-        <w:rPr>
-          <w:rFonts w:ascii="Times New Roman" w:eastAsia="Consolas" w:hAnsi="Times New Roman" w:cs="Times New Roman"/>
-          <w:lang w:val="en-US"/>
-        </w:rPr>
-        <w:t>), "status": "</w:t>
-      </w:r>
-      <w:proofErr w:type="gramStart"/>
-      <w:r>
-        <w:rPr>
-          <w:rFonts w:ascii="Times New Roman" w:eastAsia="Consolas" w:hAnsi="Times New Roman" w:cs="Times New Roman"/>
-          <w:lang w:val="en-US"/>
-        </w:rPr>
-        <w:t>configured"}</w:t>
-      </w:r>
-      <w:proofErr w:type="gramEnd"/>
+        <w:t>_dump</w:t>
+      </w:r>
+      <w:proofErr w:type="spellEnd"/>
+      <w:r>
+        <w:rPr>
+          <w:rFonts w:ascii="Times New Roman" w:eastAsia="Consolas" w:hAnsi="Times New Roman" w:cs="Times New Roman"/>
+          <w:lang w:val="en-US"/>
+        </w:rPr>
+        <w:t>(), "status": "configured"}</w:t>
+      </w:r>
     </w:p>
     <w:p>
       <w:pPr>
@@ -17688,12 +18505,21 @@
           <w:lang w:val="en-US"/>
         </w:rPr>
       </w:pPr>
-      <w:r>
-        <w:rPr>
-          <w:rFonts w:ascii="Times New Roman" w:eastAsia="Consolas" w:hAnsi="Times New Roman" w:cs="Times New Roman"/>
-          <w:lang w:val="en-US"/>
-        </w:rPr>
-        <w:t xml:space="preserve">def </w:t>
+      <w:proofErr w:type="spellStart"/>
+      <w:r>
+        <w:rPr>
+          <w:rFonts w:ascii="Times New Roman" w:eastAsia="Consolas" w:hAnsi="Times New Roman" w:cs="Times New Roman"/>
+          <w:lang w:val="en-US"/>
+        </w:rPr>
+        <w:t>def</w:t>
+      </w:r>
+      <w:proofErr w:type="spellEnd"/>
+      <w:r>
+        <w:rPr>
+          <w:rFonts w:ascii="Times New Roman" w:eastAsia="Consolas" w:hAnsi="Times New Roman" w:cs="Times New Roman"/>
+          <w:lang w:val="en-US"/>
+        </w:rPr>
+        <w:t xml:space="preserve"> </w:t>
       </w:r>
       <w:proofErr w:type="spellStart"/>
       <w:r>
@@ -17734,7 +18560,23 @@
           <w:rFonts w:ascii="Times New Roman" w:eastAsia="Consolas" w:hAnsi="Times New Roman" w:cs="Times New Roman"/>
           <w:lang w:val="en-US"/>
         </w:rPr>
-        <w:t>: int):</w:t>
+        <w:t xml:space="preserve">: </w:t>
+      </w:r>
+      <w:proofErr w:type="spellStart"/>
+      <w:r>
+        <w:rPr>
+          <w:rFonts w:ascii="Times New Roman" w:eastAsia="Consolas" w:hAnsi="Times New Roman" w:cs="Times New Roman"/>
+          <w:lang w:val="en-US"/>
+        </w:rPr>
+        <w:t>int</w:t>
+      </w:r>
+      <w:proofErr w:type="spellEnd"/>
+      <w:r>
+        <w:rPr>
+          <w:rFonts w:ascii="Times New Roman" w:eastAsia="Consolas" w:hAnsi="Times New Roman" w:cs="Times New Roman"/>
+          <w:lang w:val="en-US"/>
+        </w:rPr>
+        <w:t>):</w:t>
       </w:r>
     </w:p>
     <w:p>
@@ -17776,6 +18618,7 @@
         <w:ind w:left="283"/>
         <w:rPr>
           <w:rFonts w:ascii="Times New Roman" w:eastAsia="Consolas" w:hAnsi="Times New Roman" w:cs="Times New Roman"/>
+          <w:lang w:val="en-US"/>
         </w:rPr>
       </w:pPr>
       <w:r>
@@ -17863,6 +18706,8 @@
       <w:r>
         <w:rPr>
           <w:rFonts w:ascii="Times New Roman" w:eastAsia="Consolas" w:hAnsi="Times New Roman" w:cs="Times New Roman"/>
+          <w:noProof/>
+          <w:lang w:val="en-US"/>
         </w:rPr>
         <w:drawing>
           <wp:inline distT="0" distB="0" distL="0" distR="0" wp14:anchorId="4876E9BF" wp14:editId="67E83222">
@@ -17946,7 +18791,27 @@
           <w:szCs w:val="28"/>
           <w:lang w:val="en-US"/>
         </w:rPr>
-        <w:t xml:space="preserve"> docker-compose</w:t>
+        <w:t xml:space="preserve"> </w:t>
+      </w:r>
+      <w:proofErr w:type="spellStart"/>
+      <w:r>
+        <w:rPr>
+          <w:rFonts w:ascii="Times New Roman" w:hAnsi="Times New Roman" w:cs="Times New Roman"/>
+          <w:sz w:val="28"/>
+          <w:szCs w:val="28"/>
+          <w:lang w:val="en-US"/>
+        </w:rPr>
+        <w:t>docker</w:t>
+      </w:r>
+      <w:proofErr w:type="spellEnd"/>
+      <w:r>
+        <w:rPr>
+          <w:rFonts w:ascii="Times New Roman" w:hAnsi="Times New Roman" w:cs="Times New Roman"/>
+          <w:sz w:val="28"/>
+          <w:szCs w:val="28"/>
+          <w:lang w:val="en-US"/>
+        </w:rPr>
+        <w:t>-compose</w:t>
       </w:r>
     </w:p>
     <w:p>
@@ -18144,6 +19009,7 @@
         <w:t>", "</w:t>
       </w:r>
       <w:proofErr w:type="spellStart"/>
+      <w:proofErr w:type="gramStart"/>
       <w:r>
         <w:rPr>
           <w:rFonts w:ascii="Times New Roman" w:eastAsia="Consolas" w:hAnsi="Times New Roman" w:cs="Times New Roman"/>
@@ -18152,28 +19018,13 @@
         <w:t>main:app</w:t>
       </w:r>
       <w:proofErr w:type="spellEnd"/>
-      <w:r>
-        <w:rPr>
-          <w:rFonts w:ascii="Times New Roman" w:eastAsia="Consolas" w:hAnsi="Times New Roman" w:cs="Times New Roman"/>
-          <w:lang w:val="en-US"/>
-        </w:rPr>
-        <w:t>", "--host", "0.0.</w:t>
-      </w:r>
-      <w:proofErr w:type="gramStart"/>
-      <w:r>
-        <w:rPr>
-          <w:rFonts w:ascii="Times New Roman" w:eastAsia="Consolas" w:hAnsi="Times New Roman" w:cs="Times New Roman"/>
-          <w:lang w:val="en-US"/>
-        </w:rPr>
-        <w:t>0.0</w:t>
-      </w:r>
       <w:proofErr w:type="gramEnd"/>
       <w:r>
         <w:rPr>
           <w:rFonts w:ascii="Times New Roman" w:eastAsia="Consolas" w:hAnsi="Times New Roman" w:cs="Times New Roman"/>
           <w:lang w:val="en-US"/>
         </w:rPr>
-        <w:t>", "--port", "8000"]</w:t>
+        <w:t>", "--host", "0.0.0.0", "--port", "8000"]</w:t>
       </w:r>
     </w:p>
     <w:p>
@@ -18198,15 +19049,15 @@
           <w:rFonts w:ascii="Times New Roman" w:eastAsia="Consolas" w:hAnsi="Times New Roman" w:cs="Times New Roman"/>
           <w:lang w:val="en-US"/>
         </w:rPr>
-        <w:t># docker-</w:t>
-      </w:r>
-      <w:proofErr w:type="spellStart"/>
-      <w:r>
-        <w:rPr>
-          <w:rFonts w:ascii="Times New Roman" w:eastAsia="Consolas" w:hAnsi="Times New Roman" w:cs="Times New Roman"/>
-          <w:lang w:val="en-US"/>
-        </w:rPr>
-        <w:t>compose.yml</w:t>
+        <w:t xml:space="preserve"># </w:t>
+      </w:r>
+      <w:proofErr w:type="spellStart"/>
+      <w:r>
+        <w:rPr>
+          <w:rFonts w:ascii="Times New Roman" w:eastAsia="Consolas" w:hAnsi="Times New Roman" w:cs="Times New Roman"/>
+          <w:lang w:val="en-US"/>
+        </w:rPr>
+        <w:t>docker-compose.yml</w:t>
       </w:r>
       <w:proofErr w:type="spellEnd"/>
       <w:r>
@@ -18607,7 +19458,23 @@
           <w:rFonts w:ascii="Times New Roman" w:eastAsia="Consolas" w:hAnsi="Times New Roman" w:cs="Times New Roman"/>
           <w:lang w:val="en-US"/>
         </w:rPr>
-        <w:t>:/var/lib/</w:t>
+        <w:t>:/</w:t>
+      </w:r>
+      <w:proofErr w:type="spellStart"/>
+      <w:r>
+        <w:rPr>
+          <w:rFonts w:ascii="Times New Roman" w:eastAsia="Consolas" w:hAnsi="Times New Roman" w:cs="Times New Roman"/>
+          <w:lang w:val="en-US"/>
+        </w:rPr>
+        <w:t>var</w:t>
+      </w:r>
+      <w:proofErr w:type="spellEnd"/>
+      <w:r>
+        <w:rPr>
+          <w:rFonts w:ascii="Times New Roman" w:eastAsia="Consolas" w:hAnsi="Times New Roman" w:cs="Times New Roman"/>
+          <w:lang w:val="en-US"/>
+        </w:rPr>
+        <w:t>/lib/</w:t>
       </w:r>
       <w:proofErr w:type="spellStart"/>
       <w:r>
@@ -18686,7 +19553,6 @@
           <w:szCs w:val="28"/>
         </w:rPr>
       </w:pPr>
-      <w:proofErr w:type="spellStart"/>
       <w:r>
         <w:rPr>
           <w:rFonts w:ascii="Times New Roman" w:hAnsi="Times New Roman" w:cs="Times New Roman"/>
@@ -18695,18 +19561,7 @@
           <w:szCs w:val="28"/>
           <w:highlight w:val="yellow"/>
         </w:rPr>
-        <w:t>Промпт</w:t>
-      </w:r>
-      <w:proofErr w:type="spellEnd"/>
-      <w:r>
-        <w:rPr>
-          <w:rFonts w:ascii="Times New Roman" w:hAnsi="Times New Roman" w:cs="Times New Roman"/>
-          <w:b/>
-          <w:sz w:val="28"/>
-          <w:szCs w:val="28"/>
-          <w:highlight w:val="yellow"/>
-        </w:rPr>
-        <w:t xml:space="preserve"> для выполнения задания. </w:t>
+        <w:t xml:space="preserve">Промпт для выполнения задания. </w:t>
       </w:r>
       <w:r>
         <w:rPr>
@@ -18854,8 +19709,10 @@
       <w:r>
         <w:rPr>
           <w:rFonts w:ascii="Times New Roman" w:hAnsi="Times New Roman" w:cs="Times New Roman"/>
-          <w:sz w:val="28"/>
-          <w:szCs w:val="28"/>
+          <w:noProof/>
+          <w:sz w:val="28"/>
+          <w:szCs w:val="28"/>
+          <w:lang w:val="en-US"/>
         </w:rPr>
         <w:drawing>
           <wp:inline distT="0" distB="0" distL="0" distR="0" wp14:anchorId="1BD43276" wp14:editId="36A092F1">
@@ -19240,23 +20097,7 @@
           <w:rFonts w:ascii="Times New Roman" w:eastAsia="Consolas" w:hAnsi="Times New Roman" w:cs="Times New Roman"/>
           <w:lang w:val="en-US"/>
         </w:rPr>
-        <w:t xml:space="preserve">    </w:t>
-      </w:r>
-      <w:proofErr w:type="gramStart"/>
-      <w:r>
-        <w:rPr>
-          <w:rFonts w:ascii="Times New Roman" w:eastAsia="Consolas" w:hAnsi="Times New Roman" w:cs="Times New Roman"/>
-          <w:lang w:val="en-US"/>
-        </w:rPr>
-        <w:t>steps</w:t>
-      </w:r>
-      <w:proofErr w:type="gramEnd"/>
-      <w:r>
-        <w:rPr>
-          <w:rFonts w:ascii="Times New Roman" w:eastAsia="Consolas" w:hAnsi="Times New Roman" w:cs="Times New Roman"/>
-          <w:lang w:val="en-US"/>
-        </w:rPr>
-        <w:t>:</w:t>
+        <w:t xml:space="preserve">    steps:</w:t>
       </w:r>
     </w:p>
     <w:p>
@@ -19396,7 +20237,6 @@
         <w:t xml:space="preserve">        run: </w:t>
       </w:r>
       <w:proofErr w:type="spellStart"/>
-      <w:proofErr w:type="gramStart"/>
       <w:r>
         <w:rPr>
           <w:rFonts w:ascii="Times New Roman" w:eastAsia="Consolas" w:hAnsi="Times New Roman" w:cs="Times New Roman"/>
@@ -19412,7 +20252,6 @@
         </w:rPr>
         <w:t xml:space="preserve"> -q</w:t>
       </w:r>
-      <w:proofErr w:type="gramEnd"/>
     </w:p>
     <w:p>
       <w:pPr>
@@ -19447,7 +20286,23 @@
           <w:rFonts w:ascii="Times New Roman" w:eastAsia="Consolas" w:hAnsi="Times New Roman" w:cs="Times New Roman"/>
           <w:lang w:val="en-US"/>
         </w:rPr>
-        <w:t xml:space="preserve">        run: docker build -t </w:t>
+        <w:t xml:space="preserve">        run: </w:t>
+      </w:r>
+      <w:proofErr w:type="spellStart"/>
+      <w:r>
+        <w:rPr>
+          <w:rFonts w:ascii="Times New Roman" w:eastAsia="Consolas" w:hAnsi="Times New Roman" w:cs="Times New Roman"/>
+          <w:lang w:val="en-US"/>
+        </w:rPr>
+        <w:t>docker</w:t>
+      </w:r>
+      <w:proofErr w:type="spellEnd"/>
+      <w:r>
+        <w:rPr>
+          <w:rFonts w:ascii="Times New Roman" w:eastAsia="Consolas" w:hAnsi="Times New Roman" w:cs="Times New Roman"/>
+          <w:lang w:val="en-US"/>
+        </w:rPr>
+        <w:t xml:space="preserve"> build -t </w:t>
       </w:r>
       <w:proofErr w:type="spellStart"/>
       <w:r>
@@ -19471,7 +20326,15 @@
           <w:rFonts w:ascii="Times New Roman" w:eastAsia="Consolas" w:hAnsi="Times New Roman" w:cs="Times New Roman"/>
           <w:lang w:val="en-US"/>
         </w:rPr>
-        <w:t xml:space="preserve">:${{ </w:t>
+        <w:t>:$</w:t>
+      </w:r>
+      <w:proofErr w:type="gramEnd"/>
+      <w:r>
+        <w:rPr>
+          <w:rFonts w:ascii="Times New Roman" w:eastAsia="Consolas" w:hAnsi="Times New Roman" w:cs="Times New Roman"/>
+          <w:lang w:val="en-US"/>
+        </w:rPr>
+        <w:t xml:space="preserve">{{ </w:t>
       </w:r>
       <w:proofErr w:type="spellStart"/>
       <w:r>
@@ -19482,46 +20345,39 @@
         <w:t>github.sha</w:t>
       </w:r>
       <w:proofErr w:type="spellEnd"/>
-      <w:proofErr w:type="gramEnd"/>
-      <w:r>
-        <w:rPr>
-          <w:rFonts w:ascii="Times New Roman" w:eastAsia="Consolas" w:hAnsi="Times New Roman" w:cs="Times New Roman"/>
-          <w:lang w:val="en-US"/>
-        </w:rPr>
-        <w:t xml:space="preserve"> }</w:t>
-      </w:r>
-      <w:proofErr w:type="gramStart"/>
-      <w:r>
-        <w:rPr>
-          <w:rFonts w:ascii="Times New Roman" w:eastAsia="Consolas" w:hAnsi="Times New Roman" w:cs="Times New Roman"/>
-          <w:lang w:val="en-US"/>
-        </w:rPr>
-        <w:t>} .</w:t>
-      </w:r>
-      <w:proofErr w:type="gramEnd"/>
-    </w:p>
-    <w:p>
-      <w:pPr>
-        <w:rPr>
-          <w:rFonts w:ascii="Times New Roman" w:hAnsi="Times New Roman" w:cs="Times New Roman"/>
-          <w:sz w:val="28"/>
-          <w:szCs w:val="28"/>
-        </w:rPr>
-      </w:pPr>
-    </w:p>
-    <w:p>
-      <w:pPr>
-        <w:rPr>
-          <w:rFonts w:ascii="Times New Roman" w:hAnsi="Times New Roman" w:cs="Times New Roman"/>
-          <w:sz w:val="28"/>
-          <w:szCs w:val="28"/>
-        </w:rPr>
-      </w:pPr>
-      <w:r>
-        <w:rPr>
-          <w:rFonts w:ascii="Times New Roman" w:hAnsi="Times New Roman" w:cs="Times New Roman"/>
-          <w:sz w:val="28"/>
-          <w:szCs w:val="28"/>
+      <w:r>
+        <w:rPr>
+          <w:rFonts w:ascii="Times New Roman" w:eastAsia="Consolas" w:hAnsi="Times New Roman" w:cs="Times New Roman"/>
+          <w:lang w:val="en-US"/>
+        </w:rPr>
+        <w:t xml:space="preserve"> }} .</w:t>
+      </w:r>
+    </w:p>
+    <w:p>
+      <w:pPr>
+        <w:rPr>
+          <w:rFonts w:ascii="Times New Roman" w:hAnsi="Times New Roman" w:cs="Times New Roman"/>
+          <w:sz w:val="28"/>
+          <w:szCs w:val="28"/>
+          <w:lang w:val="en-US"/>
+        </w:rPr>
+      </w:pPr>
+    </w:p>
+    <w:p>
+      <w:pPr>
+        <w:rPr>
+          <w:rFonts w:ascii="Times New Roman" w:hAnsi="Times New Roman" w:cs="Times New Roman"/>
+          <w:sz w:val="28"/>
+          <w:szCs w:val="28"/>
+        </w:rPr>
+      </w:pPr>
+      <w:r>
+        <w:rPr>
+          <w:rFonts w:ascii="Times New Roman" w:hAnsi="Times New Roman" w:cs="Times New Roman"/>
+          <w:noProof/>
+          <w:sz w:val="28"/>
+          <w:szCs w:val="28"/>
+          <w:lang w:val="en-US"/>
         </w:rPr>
         <w:drawing>
           <wp:inline distT="0" distB="0" distL="0" distR="0" wp14:anchorId="20C40AFE" wp14:editId="1BE68692">
@@ -19568,7 +20424,6 @@
           <w:szCs w:val="28"/>
         </w:rPr>
       </w:pPr>
-      <w:proofErr w:type="spellStart"/>
       <w:r>
         <w:rPr>
           <w:rFonts w:ascii="Times New Roman" w:hAnsi="Times New Roman" w:cs="Times New Roman"/>
@@ -19577,36 +20432,33 @@
           <w:szCs w:val="28"/>
           <w:highlight w:val="yellow"/>
         </w:rPr>
-        <w:t>Промпт</w:t>
-      </w:r>
-      <w:proofErr w:type="spellEnd"/>
-      <w:r>
-        <w:rPr>
-          <w:rFonts w:ascii="Times New Roman" w:hAnsi="Times New Roman" w:cs="Times New Roman"/>
-          <w:b/>
-          <w:sz w:val="28"/>
-          <w:szCs w:val="28"/>
-          <w:highlight w:val="yellow"/>
-        </w:rPr>
-        <w:t xml:space="preserve"> для выполнения задания. </w:t>
-      </w:r>
-      <w:proofErr w:type="gramStart"/>
-      <w:r>
-        <w:rPr>
-          <w:rFonts w:ascii="Times New Roman" w:hAnsi="Times New Roman" w:cs="Times New Roman"/>
-          <w:sz w:val="28"/>
-          <w:szCs w:val="28"/>
-        </w:rPr>
-        <w:t>Ты — QA-инженер</w:t>
-      </w:r>
-      <w:proofErr w:type="gramEnd"/>
-      <w:r>
-        <w:rPr>
-          <w:rFonts w:ascii="Times New Roman" w:hAnsi="Times New Roman" w:cs="Times New Roman"/>
-          <w:sz w:val="28"/>
-          <w:szCs w:val="28"/>
-        </w:rPr>
-        <w:t xml:space="preserve"> по Python/</w:t>
+        <w:t xml:space="preserve">Промпт для выполнения задания. </w:t>
+      </w:r>
+      <w:r>
+        <w:rPr>
+          <w:rFonts w:ascii="Times New Roman" w:hAnsi="Times New Roman" w:cs="Times New Roman"/>
+          <w:sz w:val="28"/>
+          <w:szCs w:val="28"/>
+        </w:rPr>
+        <w:t xml:space="preserve">Ты — QA-инженер по </w:t>
+      </w:r>
+      <w:proofErr w:type="spellStart"/>
+      <w:r>
+        <w:rPr>
+          <w:rFonts w:ascii="Times New Roman" w:hAnsi="Times New Roman" w:cs="Times New Roman"/>
+          <w:sz w:val="28"/>
+          <w:szCs w:val="28"/>
+        </w:rPr>
+        <w:t>Python</w:t>
+      </w:r>
+      <w:proofErr w:type="spellEnd"/>
+      <w:r>
+        <w:rPr>
+          <w:rFonts w:ascii="Times New Roman" w:hAnsi="Times New Roman" w:cs="Times New Roman"/>
+          <w:sz w:val="28"/>
+          <w:szCs w:val="28"/>
+        </w:rPr>
+        <w:t>/</w:t>
       </w:r>
       <w:proofErr w:type="spellStart"/>
       <w:r>
@@ -19799,12 +20651,21 @@
           <w:lang w:val="en-US"/>
         </w:rPr>
       </w:pPr>
-      <w:r>
-        <w:rPr>
-          <w:rFonts w:ascii="Times New Roman" w:eastAsia="Consolas" w:hAnsi="Times New Roman" w:cs="Times New Roman"/>
-          <w:lang w:val="en-US"/>
-        </w:rPr>
-        <w:t xml:space="preserve">def </w:t>
+      <w:proofErr w:type="spellStart"/>
+      <w:r>
+        <w:rPr>
+          <w:rFonts w:ascii="Times New Roman" w:eastAsia="Consolas" w:hAnsi="Times New Roman" w:cs="Times New Roman"/>
+          <w:lang w:val="en-US"/>
+        </w:rPr>
+        <w:t>def</w:t>
+      </w:r>
+      <w:proofErr w:type="spellEnd"/>
+      <w:r>
+        <w:rPr>
+          <w:rFonts w:ascii="Times New Roman" w:eastAsia="Consolas" w:hAnsi="Times New Roman" w:cs="Times New Roman"/>
+          <w:lang w:val="en-US"/>
+        </w:rPr>
+        <w:t xml:space="preserve"> </w:t>
       </w:r>
       <w:proofErr w:type="spellStart"/>
       <w:r>
@@ -19940,20 +20801,13 @@
         <w:t>response.json</w:t>
       </w:r>
       <w:proofErr w:type="spellEnd"/>
-      <w:r>
-        <w:rPr>
-          <w:rFonts w:ascii="Times New Roman" w:eastAsia="Consolas" w:hAnsi="Times New Roman" w:cs="Times New Roman"/>
-          <w:lang w:val="en-US"/>
-        </w:rPr>
-        <w:t>()[</w:t>
-      </w:r>
       <w:proofErr w:type="gramEnd"/>
       <w:r>
         <w:rPr>
           <w:rFonts w:ascii="Times New Roman" w:eastAsia="Consolas" w:hAnsi="Times New Roman" w:cs="Times New Roman"/>
           <w:lang w:val="en-US"/>
         </w:rPr>
-        <w:t>"status"] == "ok"</w:t>
+        <w:t>()["status"] == "ok"</w:t>
       </w:r>
     </w:p>
     <w:p>
@@ -19982,12 +20836,21 @@
           <w:lang w:val="en-US"/>
         </w:rPr>
       </w:pPr>
-      <w:r>
-        <w:rPr>
-          <w:rFonts w:ascii="Times New Roman" w:eastAsia="Consolas" w:hAnsi="Times New Roman" w:cs="Times New Roman"/>
-          <w:lang w:val="en-US"/>
-        </w:rPr>
-        <w:t xml:space="preserve">def </w:t>
+      <w:proofErr w:type="spellStart"/>
+      <w:r>
+        <w:rPr>
+          <w:rFonts w:ascii="Times New Roman" w:eastAsia="Consolas" w:hAnsi="Times New Roman" w:cs="Times New Roman"/>
+          <w:lang w:val="en-US"/>
+        </w:rPr>
+        <w:t>def</w:t>
+      </w:r>
+      <w:proofErr w:type="spellEnd"/>
+      <w:r>
+        <w:rPr>
+          <w:rFonts w:ascii="Times New Roman" w:eastAsia="Consolas" w:hAnsi="Times New Roman" w:cs="Times New Roman"/>
+          <w:lang w:val="en-US"/>
+        </w:rPr>
+        <w:t xml:space="preserve"> </w:t>
       </w:r>
       <w:proofErr w:type="spellStart"/>
       <w:r>
@@ -20174,12 +21037,21 @@
           <w:lang w:val="en-US"/>
         </w:rPr>
       </w:pPr>
-      <w:r>
-        <w:rPr>
-          <w:rFonts w:ascii="Times New Roman" w:eastAsia="Consolas" w:hAnsi="Times New Roman" w:cs="Times New Roman"/>
-          <w:lang w:val="en-US"/>
-        </w:rPr>
-        <w:t xml:space="preserve">def </w:t>
+      <w:proofErr w:type="spellStart"/>
+      <w:r>
+        <w:rPr>
+          <w:rFonts w:ascii="Times New Roman" w:eastAsia="Consolas" w:hAnsi="Times New Roman" w:cs="Times New Roman"/>
+          <w:lang w:val="en-US"/>
+        </w:rPr>
+        <w:t>def</w:t>
+      </w:r>
+      <w:proofErr w:type="spellEnd"/>
+      <w:r>
+        <w:rPr>
+          <w:rFonts w:ascii="Times New Roman" w:eastAsia="Consolas" w:hAnsi="Times New Roman" w:cs="Times New Roman"/>
+          <w:lang w:val="en-US"/>
+        </w:rPr>
+        <w:t xml:space="preserve"> </w:t>
       </w:r>
       <w:proofErr w:type="spellStart"/>
       <w:r>
@@ -20264,7 +21136,6 @@
         <w:t>json</w:t>
       </w:r>
       <w:proofErr w:type="spellEnd"/>
-      <w:proofErr w:type="gramStart"/>
       <w:r>
         <w:rPr>
           <w:rFonts w:ascii="Times New Roman" w:eastAsia="Consolas" w:hAnsi="Times New Roman" w:cs="Times New Roman"/>
@@ -20272,7 +21143,6 @@
         </w:rPr>
         <w:t>={</w:t>
       </w:r>
-      <w:proofErr w:type="gramEnd"/>
     </w:p>
     <w:p>
       <w:pPr>
@@ -20392,20 +21262,13 @@
         <w:t>response.json</w:t>
       </w:r>
       <w:proofErr w:type="spellEnd"/>
-      <w:r>
-        <w:rPr>
-          <w:rFonts w:ascii="Times New Roman" w:eastAsia="Consolas" w:hAnsi="Times New Roman" w:cs="Times New Roman"/>
-          <w:lang w:val="en-US"/>
-        </w:rPr>
-        <w:t>()[</w:t>
-      </w:r>
       <w:proofErr w:type="gramEnd"/>
       <w:r>
         <w:rPr>
           <w:rFonts w:ascii="Times New Roman" w:eastAsia="Consolas" w:hAnsi="Times New Roman" w:cs="Times New Roman"/>
           <w:lang w:val="en-US"/>
         </w:rPr>
-        <w:t>"name"] == "app-service"</w:t>
+        <w:t>()["name"] == "app-service"</w:t>
       </w:r>
     </w:p>
     <w:p>
@@ -20434,12 +21297,21 @@
           <w:lang w:val="en-US"/>
         </w:rPr>
       </w:pPr>
-      <w:r>
-        <w:rPr>
-          <w:rFonts w:ascii="Times New Roman" w:eastAsia="Consolas" w:hAnsi="Times New Roman" w:cs="Times New Roman"/>
-          <w:lang w:val="en-US"/>
-        </w:rPr>
-        <w:t xml:space="preserve">def </w:t>
+      <w:proofErr w:type="spellStart"/>
+      <w:r>
+        <w:rPr>
+          <w:rFonts w:ascii="Times New Roman" w:eastAsia="Consolas" w:hAnsi="Times New Roman" w:cs="Times New Roman"/>
+          <w:lang w:val="en-US"/>
+        </w:rPr>
+        <w:t>def</w:t>
+      </w:r>
+      <w:proofErr w:type="spellEnd"/>
+      <w:r>
+        <w:rPr>
+          <w:rFonts w:ascii="Times New Roman" w:eastAsia="Consolas" w:hAnsi="Times New Roman" w:cs="Times New Roman"/>
+          <w:lang w:val="en-US"/>
+        </w:rPr>
+        <w:t xml:space="preserve"> </w:t>
       </w:r>
       <w:proofErr w:type="spellStart"/>
       <w:r>
@@ -20525,37 +21397,12 @@
         <w:t>json</w:t>
       </w:r>
       <w:proofErr w:type="spellEnd"/>
-      <w:proofErr w:type="gramStart"/>
-      <w:r>
-        <w:rPr>
-          <w:rFonts w:ascii="Times New Roman" w:eastAsia="Consolas" w:hAnsi="Times New Roman" w:cs="Times New Roman"/>
-          <w:lang w:val="en-US"/>
-        </w:rPr>
-        <w:t>={</w:t>
-      </w:r>
-      <w:proofErr w:type="gramEnd"/>
-      <w:r>
-        <w:rPr>
-          <w:rFonts w:ascii="Times New Roman" w:eastAsia="Consolas" w:hAnsi="Times New Roman" w:cs="Times New Roman"/>
-          <w:lang w:val="en-US"/>
-        </w:rPr>
-        <w:t>"type": "</w:t>
-      </w:r>
-      <w:proofErr w:type="gramStart"/>
-      <w:r>
-        <w:rPr>
-          <w:rFonts w:ascii="Times New Roman" w:eastAsia="Consolas" w:hAnsi="Times New Roman" w:cs="Times New Roman"/>
-          <w:lang w:val="en-US"/>
-        </w:rPr>
-        <w:t>file"}</w:t>
-      </w:r>
-      <w:proofErr w:type="gramEnd"/>
-      <w:r>
-        <w:rPr>
-          <w:rFonts w:ascii="Times New Roman" w:eastAsia="Consolas" w:hAnsi="Times New Roman" w:cs="Times New Roman"/>
-          <w:lang w:val="en-US"/>
-        </w:rPr>
-        <w:t>)</w:t>
+      <w:r>
+        <w:rPr>
+          <w:rFonts w:ascii="Times New Roman" w:eastAsia="Consolas" w:hAnsi="Times New Roman" w:cs="Times New Roman"/>
+          <w:lang w:val="en-US"/>
+        </w:rPr>
+        <w:t>={"type": "file"})</w:t>
       </w:r>
     </w:p>
     <w:p>
@@ -20626,12 +21473,21 @@
           <w:lang w:val="en-US"/>
         </w:rPr>
       </w:pPr>
-      <w:r>
-        <w:rPr>
-          <w:rFonts w:ascii="Times New Roman" w:eastAsia="Consolas" w:hAnsi="Times New Roman" w:cs="Times New Roman"/>
-          <w:lang w:val="en-US"/>
-        </w:rPr>
-        <w:t xml:space="preserve">def </w:t>
+      <w:proofErr w:type="spellStart"/>
+      <w:r>
+        <w:rPr>
+          <w:rFonts w:ascii="Times New Roman" w:eastAsia="Consolas" w:hAnsi="Times New Roman" w:cs="Times New Roman"/>
+          <w:lang w:val="en-US"/>
+        </w:rPr>
+        <w:t>def</w:t>
+      </w:r>
+      <w:proofErr w:type="spellEnd"/>
+      <w:r>
+        <w:rPr>
+          <w:rFonts w:ascii="Times New Roman" w:eastAsia="Consolas" w:hAnsi="Times New Roman" w:cs="Times New Roman"/>
+          <w:lang w:val="en-US"/>
+        </w:rPr>
+        <w:t xml:space="preserve"> </w:t>
       </w:r>
       <w:proofErr w:type="spellStart"/>
       <w:r>
@@ -20779,7 +21635,6 @@
           <w:szCs w:val="28"/>
         </w:rPr>
       </w:pPr>
-      <w:proofErr w:type="spellStart"/>
       <w:r>
         <w:rPr>
           <w:rFonts w:ascii="Times New Roman" w:hAnsi="Times New Roman" w:cs="Times New Roman"/>
@@ -20788,36 +21643,15 @@
           <w:szCs w:val="28"/>
           <w:highlight w:val="yellow"/>
         </w:rPr>
-        <w:t>Промпт</w:t>
-      </w:r>
-      <w:proofErr w:type="spellEnd"/>
-      <w:r>
-        <w:rPr>
-          <w:rFonts w:ascii="Times New Roman" w:hAnsi="Times New Roman" w:cs="Times New Roman"/>
-          <w:b/>
-          <w:sz w:val="28"/>
-          <w:szCs w:val="28"/>
-          <w:highlight w:val="yellow"/>
-        </w:rPr>
-        <w:t xml:space="preserve"> для выполнения задания. </w:t>
-      </w:r>
-      <w:proofErr w:type="gramStart"/>
-      <w:r>
-        <w:rPr>
-          <w:rFonts w:ascii="Times New Roman" w:hAnsi="Times New Roman" w:cs="Times New Roman"/>
-          <w:sz w:val="28"/>
-          <w:szCs w:val="28"/>
-        </w:rPr>
-        <w:t>Ты — инженер</w:t>
-      </w:r>
-      <w:proofErr w:type="gramEnd"/>
-      <w:r>
-        <w:rPr>
-          <w:rFonts w:ascii="Times New Roman" w:hAnsi="Times New Roman" w:cs="Times New Roman"/>
-          <w:sz w:val="28"/>
-          <w:szCs w:val="28"/>
-        </w:rPr>
-        <w:t xml:space="preserve"> по наблюдаемости (</w:t>
+        <w:t xml:space="preserve">Промпт для выполнения задания. </w:t>
+      </w:r>
+      <w:r>
+        <w:rPr>
+          <w:rFonts w:ascii="Times New Roman" w:hAnsi="Times New Roman" w:cs="Times New Roman"/>
+          <w:sz w:val="28"/>
+          <w:szCs w:val="28"/>
+        </w:rPr>
+        <w:t>Ты — инженер по наблюдаемости (</w:t>
       </w:r>
       <w:proofErr w:type="spellStart"/>
       <w:r>
@@ -21327,12 +22161,37 @@
           <w:lang w:val="en-US"/>
         </w:rPr>
       </w:pPr>
-      <w:r>
-        <w:rPr>
-          <w:rFonts w:ascii="Times New Roman" w:eastAsia="Consolas" w:hAnsi="Times New Roman" w:cs="Times New Roman"/>
-          <w:lang w:val="en-US"/>
-        </w:rPr>
-        <w:t xml:space="preserve">async def </w:t>
+      <w:proofErr w:type="spellStart"/>
+      <w:r>
+        <w:rPr>
+          <w:rFonts w:ascii="Times New Roman" w:eastAsia="Consolas" w:hAnsi="Times New Roman" w:cs="Times New Roman"/>
+          <w:lang w:val="en-US"/>
+        </w:rPr>
+        <w:t>async</w:t>
+      </w:r>
+      <w:proofErr w:type="spellEnd"/>
+      <w:r>
+        <w:rPr>
+          <w:rFonts w:ascii="Times New Roman" w:eastAsia="Consolas" w:hAnsi="Times New Roman" w:cs="Times New Roman"/>
+          <w:lang w:val="en-US"/>
+        </w:rPr>
+        <w:t xml:space="preserve"> </w:t>
+      </w:r>
+      <w:proofErr w:type="spellStart"/>
+      <w:r>
+        <w:rPr>
+          <w:rFonts w:ascii="Times New Roman" w:eastAsia="Consolas" w:hAnsi="Times New Roman" w:cs="Times New Roman"/>
+          <w:lang w:val="en-US"/>
+        </w:rPr>
+        <w:t>def</w:t>
+      </w:r>
+      <w:proofErr w:type="spellEnd"/>
+      <w:r>
+        <w:rPr>
+          <w:rFonts w:ascii="Times New Roman" w:eastAsia="Consolas" w:hAnsi="Times New Roman" w:cs="Times New Roman"/>
+          <w:lang w:val="en-US"/>
+        </w:rPr>
+        <w:t xml:space="preserve"> </w:t>
       </w:r>
       <w:proofErr w:type="spellStart"/>
       <w:r>
@@ -21581,7 +22440,6 @@
         <w:t xml:space="preserve">, </w:t>
       </w:r>
       <w:proofErr w:type="spellStart"/>
-      <w:proofErr w:type="gramStart"/>
       <w:r>
         <w:rPr>
           <w:rFonts w:ascii="Times New Roman" w:eastAsia="Consolas" w:hAnsi="Times New Roman" w:cs="Times New Roman"/>
@@ -21590,30 +22448,36 @@
         <w:t>request.url.path</w:t>
       </w:r>
       <w:proofErr w:type="spellEnd"/>
-      <w:proofErr w:type="gramEnd"/>
-      <w:r>
-        <w:rPr>
-          <w:rFonts w:ascii="Times New Roman" w:eastAsia="Consolas" w:hAnsi="Times New Roman" w:cs="Times New Roman"/>
-          <w:lang w:val="en-US"/>
-        </w:rPr>
-        <w:t>, str(</w:t>
-      </w:r>
-      <w:proofErr w:type="spellStart"/>
-      <w:proofErr w:type="gramStart"/>
-      <w:r>
-        <w:rPr>
-          <w:rFonts w:ascii="Times New Roman" w:eastAsia="Consolas" w:hAnsi="Times New Roman" w:cs="Times New Roman"/>
-          <w:lang w:val="en-US"/>
-        </w:rPr>
-        <w:t>response.status</w:t>
-      </w:r>
-      <w:proofErr w:type="gramEnd"/>
-      <w:r>
-        <w:rPr>
-          <w:rFonts w:ascii="Times New Roman" w:eastAsia="Consolas" w:hAnsi="Times New Roman" w:cs="Times New Roman"/>
-          <w:lang w:val="en-US"/>
-        </w:rPr>
-        <w:t>_code</w:t>
+      <w:r>
+        <w:rPr>
+          <w:rFonts w:ascii="Times New Roman" w:eastAsia="Consolas" w:hAnsi="Times New Roman" w:cs="Times New Roman"/>
+          <w:lang w:val="en-US"/>
+        </w:rPr>
+        <w:t xml:space="preserve">, </w:t>
+      </w:r>
+      <w:proofErr w:type="spellStart"/>
+      <w:r>
+        <w:rPr>
+          <w:rFonts w:ascii="Times New Roman" w:eastAsia="Consolas" w:hAnsi="Times New Roman" w:cs="Times New Roman"/>
+          <w:lang w:val="en-US"/>
+        </w:rPr>
+        <w:t>str</w:t>
+      </w:r>
+      <w:proofErr w:type="spellEnd"/>
+      <w:r>
+        <w:rPr>
+          <w:rFonts w:ascii="Times New Roman" w:eastAsia="Consolas" w:hAnsi="Times New Roman" w:cs="Times New Roman"/>
+          <w:lang w:val="en-US"/>
+        </w:rPr>
+        <w:t>(</w:t>
+      </w:r>
+      <w:proofErr w:type="spellStart"/>
+      <w:r>
+        <w:rPr>
+          <w:rFonts w:ascii="Times New Roman" w:eastAsia="Consolas" w:hAnsi="Times New Roman" w:cs="Times New Roman"/>
+          <w:lang w:val="en-US"/>
+        </w:rPr>
+        <w:t>response.status_code</w:t>
       </w:r>
       <w:proofErr w:type="spellEnd"/>
       <w:r>
@@ -21624,7 +22488,6 @@
         <w:t>)).</w:t>
       </w:r>
       <w:proofErr w:type="spellStart"/>
-      <w:proofErr w:type="gramStart"/>
       <w:r>
         <w:rPr>
           <w:rFonts w:ascii="Times New Roman" w:eastAsia="Consolas" w:hAnsi="Times New Roman" w:cs="Times New Roman"/>
@@ -21638,15 +22501,7 @@
           <w:rFonts w:ascii="Times New Roman" w:eastAsia="Consolas" w:hAnsi="Times New Roman" w:cs="Times New Roman"/>
           <w:lang w:val="en-US"/>
         </w:rPr>
-        <w:t>(</w:t>
-      </w:r>
-      <w:proofErr w:type="gramEnd"/>
-      <w:r>
-        <w:rPr>
-          <w:rFonts w:ascii="Times New Roman" w:eastAsia="Consolas" w:hAnsi="Times New Roman" w:cs="Times New Roman"/>
-          <w:lang w:val="en-US"/>
-        </w:rPr>
-        <w:t>)</w:t>
+        <w:t>()</w:t>
       </w:r>
     </w:p>
     <w:p>
@@ -21663,17 +22518,8 @@
           <w:rFonts w:ascii="Times New Roman" w:eastAsia="Consolas" w:hAnsi="Times New Roman" w:cs="Times New Roman"/>
           <w:lang w:val="en-US"/>
         </w:rPr>
-        <w:t xml:space="preserve">    </w:t>
-      </w:r>
-      <w:proofErr w:type="gramStart"/>
-      <w:r>
-        <w:rPr>
-          <w:rFonts w:ascii="Times New Roman" w:eastAsia="Consolas" w:hAnsi="Times New Roman" w:cs="Times New Roman"/>
-          <w:lang w:val="en-US"/>
-        </w:rPr>
-        <w:t>return response</w:t>
-      </w:r>
-      <w:proofErr w:type="gramEnd"/>
+        <w:t xml:space="preserve">    return response</w:t>
+      </w:r>
     </w:p>
     <w:p>
       <w:pPr>
@@ -21756,23 +22602,7 @@
           <w:rFonts w:ascii="Times New Roman" w:eastAsia="Consolas" w:hAnsi="Times New Roman" w:cs="Times New Roman"/>
           <w:lang w:val="en-US"/>
         </w:rPr>
-        <w:t xml:space="preserve">    </w:t>
-      </w:r>
-      <w:proofErr w:type="gramStart"/>
-      <w:r>
-        <w:rPr>
-          <w:rFonts w:ascii="Times New Roman" w:eastAsia="Consolas" w:hAnsi="Times New Roman" w:cs="Times New Roman"/>
-          <w:lang w:val="en-US"/>
-        </w:rPr>
-        <w:t>return</w:t>
-      </w:r>
-      <w:proofErr w:type="gramEnd"/>
-      <w:r>
-        <w:rPr>
-          <w:rFonts w:ascii="Times New Roman" w:eastAsia="Consolas" w:hAnsi="Times New Roman" w:cs="Times New Roman"/>
-          <w:lang w:val="en-US"/>
-        </w:rPr>
-        <w:t xml:space="preserve"> Response(</w:t>
+        <w:t xml:space="preserve">    return Response(</w:t>
       </w:r>
       <w:proofErr w:type="spellStart"/>
       <w:r>
@@ -22081,6 +22911,7 @@
           <w:rFonts w:ascii="Times New Roman" w:hAnsi="Times New Roman" w:cs="Times New Roman"/>
           <w:sz w:val="28"/>
           <w:szCs w:val="28"/>
+          <w:lang w:val="en-US"/>
         </w:rPr>
       </w:pPr>
       <w:r>
@@ -22217,17 +23048,37 @@
           <w:szCs w:val="28"/>
           <w:lang w:val="en-US"/>
         </w:rPr>
-        <w:t>histogram_quantile</w:t>
-      </w:r>
-      <w:proofErr w:type="spellEnd"/>
-      <w:r>
-        <w:rPr>
-          <w:rFonts w:ascii="Times New Roman" w:hAnsi="Times New Roman" w:cs="Times New Roman"/>
-          <w:sz w:val="28"/>
-          <w:szCs w:val="28"/>
-          <w:lang w:val="en-US"/>
-        </w:rPr>
-        <w:t>(0.95, sum(rate(</w:t>
+        <w:t>histogram_</w:t>
+      </w:r>
+      <w:proofErr w:type="gramStart"/>
+      <w:r>
+        <w:rPr>
+          <w:rFonts w:ascii="Times New Roman" w:hAnsi="Times New Roman" w:cs="Times New Roman"/>
+          <w:sz w:val="28"/>
+          <w:szCs w:val="28"/>
+          <w:lang w:val="en-US"/>
+        </w:rPr>
+        <w:t>quantile</w:t>
+      </w:r>
+      <w:proofErr w:type="spellEnd"/>
+      <w:r>
+        <w:rPr>
+          <w:rFonts w:ascii="Times New Roman" w:hAnsi="Times New Roman" w:cs="Times New Roman"/>
+          <w:sz w:val="28"/>
+          <w:szCs w:val="28"/>
+          <w:lang w:val="en-US"/>
+        </w:rPr>
+        <w:t>(</w:t>
+      </w:r>
+      <w:proofErr w:type="gramEnd"/>
+      <w:r>
+        <w:rPr>
+          <w:rFonts w:ascii="Times New Roman" w:hAnsi="Times New Roman" w:cs="Times New Roman"/>
+          <w:sz w:val="28"/>
+          <w:szCs w:val="28"/>
+          <w:lang w:val="en-US"/>
+        </w:rPr>
+        <w:t>0.95, sum(rate(</w:t>
       </w:r>
       <w:proofErr w:type="spellStart"/>
       <w:r>
@@ -22267,27 +23118,7 @@
           <w:szCs w:val="28"/>
           <w:lang w:val="en-US"/>
         </w:rPr>
-        <w:t>{status=~"</w:t>
-      </w:r>
-      <w:proofErr w:type="gramStart"/>
-      <w:r>
-        <w:rPr>
-          <w:rFonts w:ascii="Times New Roman" w:hAnsi="Times New Roman" w:cs="Times New Roman"/>
-          <w:sz w:val="28"/>
-          <w:szCs w:val="28"/>
-          <w:lang w:val="en-US"/>
-        </w:rPr>
-        <w:t>5..</w:t>
-      </w:r>
-      <w:proofErr w:type="gramEnd"/>
-      <w:r>
-        <w:rPr>
-          <w:rFonts w:ascii="Times New Roman" w:hAnsi="Times New Roman" w:cs="Times New Roman"/>
-          <w:sz w:val="28"/>
-          <w:szCs w:val="28"/>
-          <w:lang w:val="en-US"/>
-        </w:rPr>
-        <w:t>"}[5m])) / sum(rate(</w:t>
+        <w:t>{status=~"5.."}[5m])) / sum(rate(</w:t>
       </w:r>
       <w:proofErr w:type="spellStart"/>
       <w:r>
@@ -22321,8 +23152,10 @@
       <w:r>
         <w:rPr>
           <w:rFonts w:ascii="Times New Roman" w:hAnsi="Times New Roman" w:cs="Times New Roman"/>
-          <w:sz w:val="28"/>
-          <w:szCs w:val="28"/>
+          <w:noProof/>
+          <w:sz w:val="28"/>
+          <w:szCs w:val="28"/>
+          <w:lang w:val="en-US"/>
         </w:rPr>
         <w:drawing>
           <wp:inline distT="0" distB="0" distL="0" distR="0" wp14:anchorId="51BEA6DA" wp14:editId="2650350C">
@@ -22372,8 +23205,10 @@
       <w:r>
         <w:rPr>
           <w:rFonts w:ascii="Times New Roman" w:hAnsi="Times New Roman" w:cs="Times New Roman"/>
-          <w:sz w:val="28"/>
-          <w:szCs w:val="28"/>
+          <w:noProof/>
+          <w:sz w:val="28"/>
+          <w:szCs w:val="28"/>
+          <w:lang w:val="en-US"/>
         </w:rPr>
         <w:drawing>
           <wp:inline distT="0" distB="0" distL="0" distR="0" wp14:anchorId="634FD50D" wp14:editId="0DAB0D99">
@@ -22761,7 +23596,7 @@
 </file>
 
 <file path=word/numbering.xml><?xml version="1.0" encoding="utf-8"?>
-<w:numbering xmlns:wpc="http://schemas.microsoft.com/office/word/2010/wordprocessingCanvas" xmlns:cx="http://schemas.microsoft.com/office/drawing/2014/chartex" xmlns:cx1="http://schemas.microsoft.com/office/drawing/2015/9/8/chartex" xmlns:cx2="http://schemas.microsoft.com/office/drawing/2015/10/21/chartex" xmlns:cx3="http://schemas.microsoft.com/office/drawing/2016/5/9/chartex" xmlns:cx4="http://schemas.microsoft.com/office/drawing/2016/5/10/chartex" xmlns:cx5="http://schemas.microsoft.com/office/drawing/2016/5/11/chartex" xmlns:cx6="http://schemas.microsoft.com/office/drawing/2016/5/12/chartex" xmlns:cx7="http://schemas.microsoft.com/office/drawing/2016/5/13/chartex" xmlns:cx8="http://schemas.microsoft.com/office/drawing/2016/5/14/chartex" xmlns:mc="http://schemas.openxmlformats.org/markup-compatibility/2006" xmlns:aink="http://schemas.microsoft.com/office/drawing/2016/ink" xmlns:am3d="http://schemas.microsoft.com/office/drawing/2017/model3d" xmlns:o="urn:schemas-microsoft-com:office:office" xmlns:oel="http://schemas.microsoft.com/office/2019/extlst" xmlns:r="http://schemas.openxmlformats.org/officeDocument/2006/relationships" xmlns:m="http://schemas.openxmlformats.org/officeDocument/2006/math" xmlns:v="urn:schemas-microsoft-com:vml" xmlns:wp14="http://schemas.microsoft.com/office/word/2010/wordprocessingDrawing" xmlns:wp="http://schemas.openxmlformats.org/drawingml/2006/wordprocessingDrawing" xmlns:w10="urn:schemas-microsoft-com:office:word" xmlns:w="http://schemas.openxmlformats.org/wordprocessingml/2006/main" xmlns:w14="http://schemas.microsoft.com/office/word/2010/wordml" xmlns:w15="http://schemas.microsoft.com/office/word/2012/wordml" xmlns:w16cex="http://schemas.microsoft.com/office/word/2018/wordml/cex" xmlns:w16cid="http://schemas.microsoft.com/office/word/2016/wordml/cid" xmlns:w16="http://schemas.microsoft.com/office/word/2018/wordml" xmlns:w16du="http://schemas.microsoft.com/office/word/2023/wordml/word16du" xmlns:w16sdtdh="http://schemas.microsoft.com/office/word/2020/wordml/sdtdatahash" xmlns:w16sdtfl="http://schemas.microsoft.com/office/word/2024/wordml/sdtformatlock" xmlns:w16se="http://schemas.microsoft.com/office/word/2015/wordml/symex" xmlns:wpg="http://schemas.microsoft.com/office/word/2010/wordprocessingGroup" xmlns:wpi="http://schemas.microsoft.com/office/word/2010/wordprocessingInk" xmlns:wne="http://schemas.microsoft.com/office/word/2006/wordml" xmlns:wps="http://schemas.microsoft.com/office/word/2010/wordprocessingShape" mc:Ignorable="w14 w15 w16se w16cid w16 w16cex w16sdtdh w16sdtfl w16du wp14">
+<w:numbering xmlns:wpc="http://schemas.microsoft.com/office/word/2010/wordprocessingCanvas" xmlns:cx="http://schemas.microsoft.com/office/drawing/2014/chartex" xmlns:mc="http://schemas.openxmlformats.org/markup-compatibility/2006" xmlns:o="urn:schemas-microsoft-com:office:office" xmlns:r="http://schemas.openxmlformats.org/officeDocument/2006/relationships" xmlns:m="http://schemas.openxmlformats.org/officeDocument/2006/math" xmlns:v="urn:schemas-microsoft-com:vml" xmlns:wp14="http://schemas.microsoft.com/office/word/2010/wordprocessingDrawing" xmlns:wp="http://schemas.openxmlformats.org/drawingml/2006/wordprocessingDrawing" xmlns:w10="urn:schemas-microsoft-com:office:word" xmlns:w="http://schemas.openxmlformats.org/wordprocessingml/2006/main" xmlns:w14="http://schemas.microsoft.com/office/word/2010/wordml" xmlns:w15="http://schemas.microsoft.com/office/word/2012/wordml" xmlns:w16se="http://schemas.microsoft.com/office/word/2015/wordml/symex" xmlns:wpg="http://schemas.microsoft.com/office/word/2010/wordprocessingGroup" xmlns:wpi="http://schemas.microsoft.com/office/word/2010/wordprocessingInk" xmlns:wne="http://schemas.microsoft.com/office/word/2006/wordml" xmlns:wps="http://schemas.microsoft.com/office/word/2010/wordprocessingShape" mc:Ignorable="w14 w15 w16se wp14">
   <w:abstractNum w:abstractNumId="0" w15:restartNumberingAfterBreak="0">
     <w:nsid w:val="FFFFFF89"/>
     <w:multiLevelType w:val="singleLevel"/>
@@ -24727,68 +25562,68 @@
       </w:pPr>
     </w:lvl>
   </w:abstractNum>
-  <w:num w:numId="1" w16cid:durableId="127745210">
+  <w:num w:numId="1">
     <w:abstractNumId w:val="11"/>
   </w:num>
-  <w:num w:numId="2" w16cid:durableId="702097943">
+  <w:num w:numId="2">
     <w:abstractNumId w:val="5"/>
   </w:num>
-  <w:num w:numId="3" w16cid:durableId="635918034">
+  <w:num w:numId="3">
     <w:abstractNumId w:val="16"/>
   </w:num>
-  <w:num w:numId="4" w16cid:durableId="116224992">
+  <w:num w:numId="4">
     <w:abstractNumId w:val="1"/>
   </w:num>
-  <w:num w:numId="5" w16cid:durableId="1257135661">
+  <w:num w:numId="5">
     <w:abstractNumId w:val="2"/>
   </w:num>
-  <w:num w:numId="6" w16cid:durableId="1994334311">
+  <w:num w:numId="6">
     <w:abstractNumId w:val="10"/>
   </w:num>
-  <w:num w:numId="7" w16cid:durableId="2089039966">
+  <w:num w:numId="7">
     <w:abstractNumId w:val="3"/>
   </w:num>
-  <w:num w:numId="8" w16cid:durableId="1443840689">
+  <w:num w:numId="8">
     <w:abstractNumId w:val="14"/>
   </w:num>
-  <w:num w:numId="9" w16cid:durableId="423502878">
+  <w:num w:numId="9">
     <w:abstractNumId w:val="4"/>
   </w:num>
-  <w:num w:numId="10" w16cid:durableId="1023553314">
+  <w:num w:numId="10">
     <w:abstractNumId w:val="12"/>
   </w:num>
-  <w:num w:numId="11" w16cid:durableId="2111856313">
+  <w:num w:numId="11">
     <w:abstractNumId w:val="13"/>
   </w:num>
-  <w:num w:numId="12" w16cid:durableId="1321038489">
+  <w:num w:numId="12">
     <w:abstractNumId w:val="6"/>
   </w:num>
-  <w:num w:numId="13" w16cid:durableId="793714405">
+  <w:num w:numId="13">
     <w:abstractNumId w:val="17"/>
   </w:num>
-  <w:num w:numId="14" w16cid:durableId="793251621">
+  <w:num w:numId="14">
     <w:abstractNumId w:val="7"/>
   </w:num>
-  <w:num w:numId="15" w16cid:durableId="1142768539">
+  <w:num w:numId="15">
     <w:abstractNumId w:val="15"/>
   </w:num>
-  <w:num w:numId="16" w16cid:durableId="135034165">
+  <w:num w:numId="16">
     <w:abstractNumId w:val="9"/>
   </w:num>
-  <w:num w:numId="17" w16cid:durableId="1448309999">
+  <w:num w:numId="17">
     <w:abstractNumId w:val="8"/>
   </w:num>
-  <w:num w:numId="18" w16cid:durableId="1693458687">
+  <w:num w:numId="18">
     <w:abstractNumId w:val="18"/>
   </w:num>
-  <w:num w:numId="19" w16cid:durableId="1743138546">
+  <w:num w:numId="19">
     <w:abstractNumId w:val="0"/>
   </w:num>
 </w:numbering>
 </file>
 
 <file path=word/styles.xml><?xml version="1.0" encoding="utf-8"?>
-<w:styles xmlns:mc="http://schemas.openxmlformats.org/markup-compatibility/2006" xmlns:r="http://schemas.openxmlformats.org/officeDocument/2006/relationships" xmlns:w="http://schemas.openxmlformats.org/wordprocessingml/2006/main" xmlns:w14="http://schemas.microsoft.com/office/word/2010/wordml" xmlns:w15="http://schemas.microsoft.com/office/word/2012/wordml" xmlns:w16cex="http://schemas.microsoft.com/office/word/2018/wordml/cex" xmlns:w16cid="http://schemas.microsoft.com/office/word/2016/wordml/cid" xmlns:w16="http://schemas.microsoft.com/office/word/2018/wordml" xmlns:w16du="http://schemas.microsoft.com/office/word/2023/wordml/word16du" xmlns:w16sdtdh="http://schemas.microsoft.com/office/word/2020/wordml/sdtdatahash" xmlns:w16sdtfl="http://schemas.microsoft.com/office/word/2024/wordml/sdtformatlock" xmlns:w16se="http://schemas.microsoft.com/office/word/2015/wordml/symex" mc:Ignorable="w14 w15 w16se w16cid w16 w16cex w16sdtdh w16sdtfl w16du">
+<w:styles xmlns:mc="http://schemas.openxmlformats.org/markup-compatibility/2006" xmlns:r="http://schemas.openxmlformats.org/officeDocument/2006/relationships" xmlns:w="http://schemas.openxmlformats.org/wordprocessingml/2006/main" xmlns:w14="http://schemas.microsoft.com/office/word/2010/wordml" xmlns:w15="http://schemas.microsoft.com/office/word/2012/wordml" xmlns:w16se="http://schemas.microsoft.com/office/word/2015/wordml/symex" mc:Ignorable="w14 w15 w16se">
   <w:docDefaults>
     <w:rPrDefault>
       <w:rPr>
@@ -24804,7 +25639,7 @@
       </w:pPr>
     </w:pPrDefault>
   </w:docDefaults>
-  <w:latentStyles w:defLockedState="0" w:defUIPriority="99" w:defSemiHidden="0" w:defUnhideWhenUsed="0" w:defQFormat="0" w:count="376">
+  <w:latentStyles w:defLockedState="0" w:defUIPriority="99" w:defSemiHidden="0" w:defUnhideWhenUsed="0" w:defQFormat="0" w:count="371">
     <w:lsdException w:name="Normal" w:uiPriority="0" w:qFormat="1"/>
     <w:lsdException w:name="heading 1" w:uiPriority="9" w:qFormat="1"/>
     <w:lsdException w:name="heading 2" w:semiHidden="1" w:uiPriority="9" w:unhideWhenUsed="1" w:qFormat="1"/>
@@ -25176,11 +26011,6 @@
     <w:lsdException w:name="List Table 5 Dark Accent 6" w:uiPriority="50"/>
     <w:lsdException w:name="List Table 6 Colorful Accent 6" w:uiPriority="51"/>
     <w:lsdException w:name="List Table 7 Colorful Accent 6" w:uiPriority="52"/>
-    <w:lsdException w:name="Mention" w:semiHidden="1" w:unhideWhenUsed="1"/>
-    <w:lsdException w:name="Smart Hyperlink" w:semiHidden="1" w:unhideWhenUsed="1"/>
-    <w:lsdException w:name="Hashtag" w:semiHidden="1" w:unhideWhenUsed="1"/>
-    <w:lsdException w:name="Unresolved Mention" w:semiHidden="1" w:unhideWhenUsed="1"/>
-    <w:lsdException w:name="Smart Link" w:semiHidden="1" w:unhideWhenUsed="1"/>
   </w:latentStyles>
   <w:style w:type="paragraph" w:default="1" w:styleId="a0">
     <w:name w:val="Normal"/>
